--- a/docs/生物制造中国数据库产品介绍.docx
+++ b/docs/生物制造中国数据库产品介绍.docx
@@ -23,12 +23,6 @@
         <w:gridCol w:w="11906"/>
       </w:tblGrid>
       <w:tr>
-        <w:tblPrEx>
-          <w:tblCellMar>
-            <w:top w:w="0" w:type="dxa"/>
-            <w:bottom w:w="0" w:type="dxa"/>
-          </w:tblCellMar>
-        </w:tblPrEx>
         <w:trPr>
           <w:cantSplit/>
           <w:trHeight w:hRule="exact" w:val="16838"/>
@@ -81,6 +75,8 @@
               <w:spacing w:before="200" w:line="360" w:lineRule="auto"/>
               <w:ind w:left="1400" w:right="1400"/>
             </w:pPr>
+            <w:bookmarkStart w:id="0" w:name="OLE_LINK1"/>
+            <w:bookmarkStart w:id="1" w:name="OLE_LINK2"/>
             <w:r>
               <w:rPr>
                 <w:rFonts w:eastAsia="黑体"/>
@@ -114,6 +110,7 @@
               </w:rPr>
               <w:t>中国</w:t>
             </w:r>
+            <w:bookmarkEnd w:id="0"/>
             <w:r>
               <w:rPr>
                 <w:rFonts w:eastAsia="黑体"/>
@@ -143,6 +140,7 @@
               <w:t>数据库产品介绍</w:t>
             </w:r>
           </w:p>
+          <w:bookmarkEnd w:id="1"/>
           <w:p>
             <w:pPr>
               <w:spacing w:before="400" w:line="320" w:lineRule="auto"/>
@@ -300,9 +298,6 @@
               </w:pBdr>
               <w:spacing w:after="120" w:line="280" w:lineRule="auto"/>
               <w:ind w:left="1600" w:right="1400"/>
-              <w:rPr>
-                <w:rFonts w:hint="eastAsia"/>
-              </w:rPr>
             </w:pPr>
             <w:r>
               <w:rPr>
@@ -310,8 +305,18 @@
                 <w:sz w:val="20"/>
                 <w:szCs w:val="20"/>
               </w:rPr>
-              <w:t>共建单位：正雅生物</w:t>
-            </w:r>
+              <w:t>共建单位：</w:t>
+            </w:r>
+            <w:proofErr w:type="gramStart"/>
+            <w:r>
+              <w:rPr>
+                <w:color w:val="8FB4D0"/>
+                <w:sz w:val="20"/>
+                <w:szCs w:val="20"/>
+              </w:rPr>
+              <w:t>正雅生物</w:t>
+            </w:r>
+            <w:proofErr w:type="gramEnd"/>
             <w:r>
               <w:rPr>
                 <w:color w:val="8FB4D0"/>
@@ -452,6 +457,7 @@
         <w:pStyle w:val="Heading1"/>
         <w:spacing w:before="360" w:after="200"/>
       </w:pPr>
+      <w:bookmarkStart w:id="2" w:name="OLE_LINK3"/>
       <w:r>
         <w:rPr>
           <w:rFonts w:eastAsia="黑体"/>
@@ -468,6 +474,8 @@
         <w:spacing w:after="120"/>
         <w:ind w:firstLine="480"/>
       </w:pPr>
+      <w:bookmarkStart w:id="3" w:name="OLE_LINK4"/>
+      <w:bookmarkEnd w:id="2"/>
       <w:r>
         <w:t>生物制造</w:t>
       </w:r>
@@ -511,7 +519,15 @@
         <w:t>5</w:t>
       </w:r>
       <w:r>
-        <w:t>万余套基因组资源，并提供了从细胞区室、序列模体到代谢酶、代谢通路与物种分类的全链条浏览能力，是面向合成生物学与生物制造领域的重要数字基础设施。</w:t>
+        <w:t>万余套基因组资源，并提供了从细胞区室、</w:t>
+      </w:r>
+      <w:proofErr w:type="gramStart"/>
+      <w:r>
+        <w:t>序列模体到</w:t>
+      </w:r>
+      <w:proofErr w:type="gramEnd"/>
+      <w:r>
+        <w:t>代谢酶、代谢通路与物种分类的全链条浏览能力，是面向合成生物学与生物制造领域的重要数字基础设施。</w:t>
       </w:r>
     </w:p>
     <w:p>
@@ -520,10 +536,7 @@
         <w:ind w:firstLine="480"/>
       </w:pPr>
       <w:r>
-        <w:t>本文将从数据库的定位</w:t>
-      </w:r>
-      <w:r>
-        <w:t>与愿景、核心数据资源、数据分析与可视化工具、</w:t>
+        <w:t>本文将从数据库的定位与愿景、核心数据资源、数据分析与可视化工具、</w:t>
       </w:r>
       <w:r>
         <w:t>Sophia</w:t>
@@ -537,6 +550,8 @@
         <w:pStyle w:val="Heading1"/>
         <w:spacing w:before="360" w:after="200"/>
       </w:pPr>
+      <w:bookmarkStart w:id="4" w:name="OLE_LINK5"/>
+      <w:bookmarkEnd w:id="3"/>
       <w:r>
         <w:rPr>
           <w:rFonts w:eastAsia="黑体"/>
@@ -552,6 +567,8 @@
         <w:pStyle w:val="Heading2"/>
         <w:spacing w:before="280" w:after="160"/>
       </w:pPr>
+      <w:bookmarkStart w:id="5" w:name="OLE_LINK6"/>
+      <w:bookmarkEnd w:id="4"/>
       <w:r>
         <w:rPr>
           <w:rFonts w:eastAsia="黑体"/>
@@ -580,6 +597,8 @@
         <w:spacing w:after="120"/>
         <w:ind w:firstLine="480"/>
       </w:pPr>
+      <w:bookmarkStart w:id="6" w:name="OLE_LINK7"/>
+      <w:bookmarkEnd w:id="5"/>
       <w:r>
         <w:t>生物制造</w:t>
       </w:r>
@@ -599,10 +618,15 @@
         <w:t>”</w:t>
       </w:r>
       <w:r>
-        <w:t>为核心理念，定位为面向微生物生命系统与天然产物合成的综合性生物制造数据库。该平台打破了传统生物数据库仅聚焦于单一维度数据的局限，将基因组、蛋白质组、代谢网络、分子对接与质谱多个维度的数据进行了深度整合，</w:t>
-      </w:r>
-      <w:r>
-        <w:t>构建了一个覆盖从分子到细胞、从基因到通路的全链条生物制造知识体系。这种多维度整合使得研究人员能够在同一平台内完成从基础数据查询到高阶建模分析的全流程工作。</w:t>
+        <w:t>为核心理念，定位为面向微生物生命系统与天然产物合成的综合性生物制造数据库。该平台打破了传统生物数据库仅聚焦于单一维</w:t>
+      </w:r>
+      <w:proofErr w:type="gramStart"/>
+      <w:r>
+        <w:t>度数据</w:t>
+      </w:r>
+      <w:proofErr w:type="gramEnd"/>
+      <w:r>
+        <w:t>的局限，将基因组、蛋白质组、代谢网络、分子对接与质谱多个维度的数据进行了深度整合，构建了一个覆盖从分子到细胞、从基因到通路的全链条生物制造知识体系。这种多维度整合使得研究人员能够在同一平台内完成从基础数据查询到高阶建模分析的全流程工作。</w:t>
       </w:r>
     </w:p>
     <w:p>
@@ -611,10 +635,15 @@
         <w:ind w:firstLine="480"/>
       </w:pPr>
       <w:r>
-        <w:t>数据库的愿景是成为虚拟细胞建模与代谢通路分析软件的核心数据基底，为系统生物学研究赋能，加速生命科学发现进程。在合成生物学快速发展的今天，如何高效地将海量生物学数据转化为可应用的工程知识，是整个行业面临的关键挑战。该数据库通过提供标准化、结构化、可机器读取的生物数据资源，为合成生物学研究人员和生物制造企业提供了从实验室到工业化的数字桥梁，有效降低了生物制造</w:t>
-      </w:r>
-      <w:r>
-        <w:t>产品的研发门槛与转化成本。</w:t>
+        <w:t>数据库</w:t>
+      </w:r>
+      <w:proofErr w:type="gramStart"/>
+      <w:r>
+        <w:t>的愿景是</w:t>
+      </w:r>
+      <w:proofErr w:type="gramEnd"/>
+      <w:r>
+        <w:t>成为虚拟细胞建模与代谢通路分析软件的核心数据基底，为系统生物学研究赋能，加速生命科学发现进程。在合成生物学快速发展的今天，如何高效地将海量生物学数据转化为可应用的工程知识，是整个行业面临的关键挑战。该数据库通过提供标准化、结构化、可机器读取的生物数据资源，为合成生物学研究人员和生物制造企业提供了从实验室到工业化的数字桥梁，有效降低了生物制造产品的研发门槛与转化成本。</w:t>
       </w:r>
     </w:p>
     <w:p>
@@ -622,6 +651,8 @@
         <w:pStyle w:val="Heading2"/>
         <w:spacing w:before="280" w:after="160"/>
       </w:pPr>
+      <w:bookmarkStart w:id="7" w:name="OLE_LINK8"/>
+      <w:bookmarkEnd w:id="6"/>
       <w:r>
         <w:rPr>
           <w:rFonts w:eastAsia="黑体"/>
@@ -650,6 +681,8 @@
         <w:spacing w:after="120"/>
         <w:ind w:firstLine="480"/>
       </w:pPr>
+      <w:bookmarkStart w:id="8" w:name="OLE_LINK9"/>
+      <w:bookmarkEnd w:id="7"/>
       <w:r>
         <w:t>生物制造</w:t>
       </w:r>
@@ -688,6 +721,8 @@
         <w:spacing w:before="200" w:after="100"/>
         <w:jc w:val="center"/>
       </w:pPr>
+      <w:bookmarkStart w:id="9" w:name="OLE_LINK10"/>
+      <w:bookmarkEnd w:id="8"/>
       <w:r>
         <w:rPr>
           <w:rFonts w:eastAsia="黑体"/>
@@ -764,12 +799,6 @@
         <w:gridCol w:w="3634"/>
       </w:tblGrid>
       <w:tr>
-        <w:tblPrEx>
-          <w:tblCellMar>
-            <w:top w:w="0" w:type="dxa"/>
-            <w:bottom w:w="0" w:type="dxa"/>
-          </w:tblCellMar>
-        </w:tblPrEx>
         <w:trPr>
           <w:cantSplit/>
           <w:tblHeader/>
@@ -790,6 +819,8 @@
               <w:spacing w:line="280" w:lineRule="auto"/>
               <w:jc w:val="center"/>
             </w:pPr>
+            <w:bookmarkStart w:id="10" w:name="_Hlk236513774"/>
+            <w:bookmarkEnd w:id="9"/>
             <w:r>
               <w:rPr>
                 <w:rFonts w:eastAsia="黑体"/>
@@ -863,12 +894,6 @@
         </w:tc>
       </w:tr>
       <w:tr>
-        <w:tblPrEx>
-          <w:tblCellMar>
-            <w:top w:w="0" w:type="dxa"/>
-            <w:bottom w:w="0" w:type="dxa"/>
-          </w:tblCellMar>
-        </w:tblPrEx>
         <w:trPr>
           <w:cantSplit/>
         </w:trPr>
@@ -956,12 +981,6 @@
         </w:tc>
       </w:tr>
       <w:tr>
-        <w:tblPrEx>
-          <w:tblCellMar>
-            <w:top w:w="0" w:type="dxa"/>
-            <w:bottom w:w="0" w:type="dxa"/>
-          </w:tblCellMar>
-        </w:tblPrEx>
         <w:trPr>
           <w:cantSplit/>
         </w:trPr>
@@ -1049,12 +1068,6 @@
         </w:tc>
       </w:tr>
       <w:tr>
-        <w:tblPrEx>
-          <w:tblCellMar>
-            <w:top w:w="0" w:type="dxa"/>
-            <w:bottom w:w="0" w:type="dxa"/>
-          </w:tblCellMar>
-        </w:tblPrEx>
         <w:trPr>
           <w:cantSplit/>
         </w:trPr>
@@ -1142,12 +1155,6 @@
         </w:tc>
       </w:tr>
       <w:tr>
-        <w:tblPrEx>
-          <w:tblCellMar>
-            <w:top w:w="0" w:type="dxa"/>
-            <w:bottom w:w="0" w:type="dxa"/>
-          </w:tblCellMar>
-        </w:tblPrEx>
         <w:trPr>
           <w:cantSplit/>
         </w:trPr>
@@ -1172,8 +1179,17 @@
                 <w:sz w:val="21"/>
                 <w:szCs w:val="21"/>
               </w:rPr>
-              <w:t>代谢酶数据</w:t>
-            </w:r>
+              <w:t>代谢</w:t>
+            </w:r>
+            <w:proofErr w:type="gramStart"/>
+            <w:r>
+              <w:rPr>
+                <w:sz w:val="21"/>
+                <w:szCs w:val="21"/>
+              </w:rPr>
+              <w:t>酶数据</w:t>
+            </w:r>
+            <w:proofErr w:type="gramEnd"/>
           </w:p>
         </w:tc>
         <w:tc>
@@ -1238,23 +1254,26 @@
               </w:rPr>
               <w:t>7</w:t>
             </w:r>
-            <w:r>
-              <w:rPr>
-                <w:sz w:val="21"/>
-                <w:szCs w:val="21"/>
-              </w:rPr>
-              <w:t>大主类酶学分类</w:t>
+            <w:proofErr w:type="gramStart"/>
+            <w:r>
+              <w:rPr>
+                <w:sz w:val="21"/>
+                <w:szCs w:val="21"/>
+              </w:rPr>
+              <w:t>大主类酶学</w:t>
+            </w:r>
+            <w:proofErr w:type="gramEnd"/>
+            <w:r>
+              <w:rPr>
+                <w:sz w:val="21"/>
+                <w:szCs w:val="21"/>
+              </w:rPr>
+              <w:t>分类</w:t>
             </w:r>
           </w:p>
         </w:tc>
       </w:tr>
       <w:tr>
-        <w:tblPrEx>
-          <w:tblCellMar>
-            <w:top w:w="0" w:type="dxa"/>
-            <w:bottom w:w="0" w:type="dxa"/>
-          </w:tblCellMar>
-        </w:tblPrEx>
         <w:trPr>
           <w:cantSplit/>
         </w:trPr>
@@ -1279,7 +1298,23 @@
                 <w:sz w:val="21"/>
                 <w:szCs w:val="21"/>
               </w:rPr>
-              <w:t>标准化合合物参考库</w:t>
+              <w:t>标准化合</w:t>
+            </w:r>
+            <w:proofErr w:type="gramStart"/>
+            <w:r>
+              <w:rPr>
+                <w:sz w:val="21"/>
+                <w:szCs w:val="21"/>
+              </w:rPr>
+              <w:t>合</w:t>
+            </w:r>
+            <w:proofErr w:type="gramEnd"/>
+            <w:r>
+              <w:rPr>
+                <w:sz w:val="21"/>
+                <w:szCs w:val="21"/>
+              </w:rPr>
+              <w:t>物参考库</w:t>
             </w:r>
           </w:p>
         </w:tc>
@@ -1361,6 +1396,8 @@
         <w:pStyle w:val="Heading2"/>
         <w:spacing w:before="280" w:after="160"/>
       </w:pPr>
+      <w:bookmarkStart w:id="11" w:name="OLE_LINK13"/>
+      <w:bookmarkEnd w:id="10"/>
       <w:r>
         <w:rPr>
           <w:rFonts w:eastAsia="黑体"/>
@@ -1389,6 +1426,8 @@
         <w:spacing w:after="120"/>
         <w:ind w:firstLine="480"/>
       </w:pPr>
+      <w:bookmarkStart w:id="12" w:name="OLE_LINK14"/>
+      <w:bookmarkEnd w:id="11"/>
       <w:r>
         <w:t>当前数据库版本为</w:t>
       </w:r>
@@ -1415,6 +1454,63 @@
       </w:r>
       <w:r>
         <w:t>端与桌面端的双轨道设计，既保证了便捷性，又为专业用户提供了更深度的工具支持。</w:t>
+      </w:r>
+    </w:p>
+    <w:p>
+      <w:pPr>
+        <w:spacing w:after="120"/>
+        <w:ind w:firstLine="480"/>
+        <w:jc w:val="left"/>
+        <w:rPr>
+          <w:rFonts w:hint="eastAsia"/>
+        </w:rPr>
+      </w:pPr>
+      <w:r>
+        <w:rPr>
+          <w:rFonts w:hint="eastAsia"/>
+          <w:noProof/>
+        </w:rPr>
+        <w:drawing>
+          <wp:inline distT="0" distB="0" distL="0" distR="0" wp14:anchorId="0A0220AC" wp14:editId="30354F7D">
+            <wp:extent cx="5580380" cy="3102610"/>
+            <wp:effectExtent l="0" t="0" r="1270" b="2540"/>
+            <wp:docPr id="1" name="Picture 1"/>
+            <wp:cNvGraphicFramePr>
+              <a:graphicFrameLocks xmlns:a="http://schemas.openxmlformats.org/drawingml/2006/main" noChangeAspect="1"/>
+            </wp:cNvGraphicFramePr>
+            <a:graphic xmlns:a="http://schemas.openxmlformats.org/drawingml/2006/main">
+              <a:graphicData uri="http://schemas.openxmlformats.org/drawingml/2006/picture">
+                <pic:pic xmlns:pic="http://schemas.openxmlformats.org/drawingml/2006/picture">
+                  <pic:nvPicPr>
+                    <pic:cNvPr id="1" name="Picture 1"/>
+                    <pic:cNvPicPr/>
+                  </pic:nvPicPr>
+                  <pic:blipFill>
+                    <a:blip r:embed="rId7">
+                      <a:extLst>
+                        <a:ext uri="{28A0092B-C50C-407E-A947-70E740481C1C}">
+                          <a14:useLocalDpi xmlns:a14="http://schemas.microsoft.com/office/drawing/2010/main" val="0"/>
+                        </a:ext>
+                      </a:extLst>
+                    </a:blip>
+                    <a:stretch>
+                      <a:fillRect/>
+                    </a:stretch>
+                  </pic:blipFill>
+                  <pic:spPr>
+                    <a:xfrm>
+                      <a:off x="0" y="0"/>
+                      <a:ext cx="5580380" cy="3102610"/>
+                    </a:xfrm>
+                    <a:prstGeom prst="rect">
+                      <a:avLst/>
+                    </a:prstGeom>
+                  </pic:spPr>
+                </pic:pic>
+              </a:graphicData>
+            </a:graphic>
+          </wp:inline>
+        </w:drawing>
       </w:r>
     </w:p>
     <w:p>
@@ -1422,13 +1518,16 @@
         <w:pStyle w:val="Heading1"/>
         <w:spacing w:before="360" w:after="200"/>
       </w:pPr>
-      <w:r>
-        <w:rPr>
-          <w:rFonts w:eastAsia="黑体"/>
-          <w:b/>
-          <w:bCs/>
-          <w:color w:val="0E2030"/>
-        </w:rPr>
+      <w:bookmarkStart w:id="13" w:name="OLE_LINK15"/>
+      <w:bookmarkEnd w:id="12"/>
+      <w:r>
+        <w:rPr>
+          <w:rFonts w:eastAsia="黑体"/>
+          <w:b/>
+          <w:bCs/>
+          <w:color w:val="0E2030"/>
+        </w:rPr>
+        <w:lastRenderedPageBreak/>
         <w:t>二、核心数据资源</w:t>
       </w:r>
     </w:p>
@@ -1437,6 +1536,8 @@
         <w:spacing w:after="120"/>
         <w:ind w:firstLine="480"/>
       </w:pPr>
+      <w:bookmarkStart w:id="14" w:name="OLE_LINK16"/>
+      <w:bookmarkEnd w:id="13"/>
       <w:r>
         <w:t>生物制造</w:t>
       </w:r>
@@ -1444,10 +1545,15 @@
         <w:t>·</w:t>
       </w:r>
       <w:r>
-        <w:t>中国数据库的核心数据资源分为两大类别：核心资源与浏览模块。核心资源包含代谢物、蛋白质与代谢</w:t>
-      </w:r>
-      <w:r>
-        <w:t>反应三大基础数据库，是整个平台的数据基底；浏览模块则提供了从细胞区室、序列模体到代谢酶、代谢通路与物种分类的分类浏览能力，帮助用户从不同角度理解生物制造相关数据。两者共同构成了一个层次分明、逻辑清晰的生物制造数据体系。</w:t>
+        <w:t>中国数据库的核心数据资源分为两大类别：核心资源与浏览模块。核心资源包含代谢物、蛋白质与代谢反应三大基础数据库，是整个平台的数据基底；浏览模块则提供了从细胞区室、</w:t>
+      </w:r>
+      <w:proofErr w:type="gramStart"/>
+      <w:r>
+        <w:t>序列模体到</w:t>
+      </w:r>
+      <w:proofErr w:type="gramEnd"/>
+      <w:r>
+        <w:t>代谢酶、代谢通路与物种分类的分类浏览能力，帮助用户从不同角度理解生物制造相关数据。两者共同构成了一个层次分明、逻辑清晰的生物制造数据体系。</w:t>
       </w:r>
     </w:p>
     <w:p>
@@ -1455,6 +1561,8 @@
         <w:pStyle w:val="Heading2"/>
         <w:spacing w:before="280" w:after="160"/>
       </w:pPr>
+      <w:bookmarkStart w:id="15" w:name="OLE_LINK17"/>
+      <w:bookmarkEnd w:id="14"/>
       <w:r>
         <w:rPr>
           <w:rFonts w:eastAsia="黑体"/>
@@ -1505,6 +1613,8 @@
         <w:spacing w:after="120"/>
         <w:ind w:firstLine="480"/>
       </w:pPr>
+      <w:bookmarkStart w:id="16" w:name="OLE_LINK18"/>
+      <w:bookmarkEnd w:id="15"/>
       <w:r>
         <w:t>代谢物数据库收录了参与生物代谢过程的小分子代谢物，是理解生物化学反应与代谢网络的基础数据资源。该模块整合了来自</w:t>
       </w:r>
@@ -1526,9 +1636,11 @@
       <w:r>
         <w:t>、</w:t>
       </w:r>
+      <w:proofErr w:type="spellStart"/>
       <w:r>
         <w:t>ChEBI</w:t>
       </w:r>
+      <w:proofErr w:type="spellEnd"/>
       <w:r>
         <w:t>以及</w:t>
       </w:r>
@@ -1536,14 +1648,7 @@
         <w:t>Metabolomics Workbench</w:t>
       </w:r>
       <w:r>
-        <w:t>等国际权威数据源的代谢物信息，</w:t>
-      </w:r>
-      <w:r>
-        <w:t>为每个代谢</w:t>
-      </w:r>
-      <w:r>
-        <w:lastRenderedPageBreak/>
-        <w:t>物提供了包括化学结构、分子量、生物学功能、涉及的代谢通路等多维度的详细注释信息。研究人员可以通过名称、分子式、</w:t>
+        <w:t>等国际权威数据源的代谢物信息，为每个代谢物提供了包括化学结构、分子量、生物学功能、涉及的代谢通路等多维度的详细注释信息。研究人员可以通过名称、分子式、</w:t>
       </w:r>
       <w:r>
         <w:t>InChI</w:t>
@@ -1564,10 +1669,64 @@
         <w:t>·</w:t>
       </w:r>
       <w:r>
-        <w:t>中国数据库的核</w:t>
-      </w:r>
-      <w:r>
-        <w:t>心优势之一。</w:t>
+        <w:t>中国数据库的核心优势之一。</w:t>
+      </w:r>
+    </w:p>
+    <w:p>
+      <w:pPr>
+        <w:spacing w:after="120"/>
+        <w:ind w:firstLine="480"/>
+        <w:rPr>
+          <w:rFonts w:hint="eastAsia"/>
+        </w:rPr>
+      </w:pPr>
+      <w:r>
+        <w:rPr>
+          <w:rFonts w:hint="eastAsia"/>
+          <w:noProof/>
+        </w:rPr>
+        <w:lastRenderedPageBreak/>
+        <w:drawing>
+          <wp:inline distT="0" distB="0" distL="0" distR="0" wp14:anchorId="74EFF4C4" wp14:editId="313B1D83">
+            <wp:extent cx="5580380" cy="5001260"/>
+            <wp:effectExtent l="0" t="0" r="1270" b="8890"/>
+            <wp:docPr id="8" name="Picture 8"/>
+            <wp:cNvGraphicFramePr>
+              <a:graphicFrameLocks xmlns:a="http://schemas.openxmlformats.org/drawingml/2006/main" noChangeAspect="1"/>
+            </wp:cNvGraphicFramePr>
+            <a:graphic xmlns:a="http://schemas.openxmlformats.org/drawingml/2006/main">
+              <a:graphicData uri="http://schemas.openxmlformats.org/drawingml/2006/picture">
+                <pic:pic xmlns:pic="http://schemas.openxmlformats.org/drawingml/2006/picture">
+                  <pic:nvPicPr>
+                    <pic:cNvPr id="8" name="Picture 8"/>
+                    <pic:cNvPicPr/>
+                  </pic:nvPicPr>
+                  <pic:blipFill>
+                    <a:blip r:embed="rId8" cstate="print">
+                      <a:extLst>
+                        <a:ext uri="{28A0092B-C50C-407E-A947-70E740481C1C}">
+                          <a14:useLocalDpi xmlns:a14="http://schemas.microsoft.com/office/drawing/2010/main" val="0"/>
+                        </a:ext>
+                      </a:extLst>
+                    </a:blip>
+                    <a:stretch>
+                      <a:fillRect/>
+                    </a:stretch>
+                  </pic:blipFill>
+                  <pic:spPr>
+                    <a:xfrm>
+                      <a:off x="0" y="0"/>
+                      <a:ext cx="5580380" cy="5001260"/>
+                    </a:xfrm>
+                    <a:prstGeom prst="rect">
+                      <a:avLst/>
+                    </a:prstGeom>
+                  </pic:spPr>
+                </pic:pic>
+              </a:graphicData>
+            </a:graphic>
+          </wp:inline>
+        </w:drawing>
       </w:r>
     </w:p>
     <w:p>
@@ -1575,6 +1734,8 @@
         <w:pStyle w:val="Heading2"/>
         <w:spacing w:before="280" w:after="160"/>
       </w:pPr>
+      <w:bookmarkStart w:id="17" w:name="OLE_LINK19"/>
+      <w:bookmarkEnd w:id="16"/>
       <w:r>
         <w:rPr>
           <w:rFonts w:eastAsia="黑体"/>
@@ -1625,11 +1786,18 @@
         <w:spacing w:after="120"/>
         <w:ind w:firstLine="480"/>
       </w:pPr>
+      <w:bookmarkStart w:id="18" w:name="OLE_LINK20"/>
+      <w:bookmarkEnd w:id="17"/>
       <w:r>
         <w:t>蛋白质模型库收录了生物制造登记库（</w:t>
       </w:r>
-      <w:r>
-        <w:t>biocad registry</w:t>
+      <w:proofErr w:type="spellStart"/>
+      <w:r>
+        <w:t>biocad</w:t>
+      </w:r>
+      <w:proofErr w:type="spellEnd"/>
+      <w:r>
+        <w:t xml:space="preserve"> registry</w:t>
       </w:r>
       <w:r>
         <w:t>）中的参考蛋白模型，是理解酶催化与生物功能的关键资源。该模块的数据来源为</w:t>
@@ -1647,10 +1815,15 @@
         <w:ind w:firstLine="480"/>
       </w:pPr>
       <w:r>
-        <w:t>蛋白质模型库与代谢物库、代谢反应库之间存在紧密的关联关系。用户可以从一条蛋白质记录查看其催化的反应、参与的代谢通路，也可以从代</w:t>
-      </w:r>
-      <w:r>
-        <w:t>谢反应出发查找对应的催化酶。这种双向关联使得研究人员能够在蛋白质层面与代谢层面之间自由穿梭，为酶功能研究、代谢通路设计与工程化应用提供了便利的数据支持。</w:t>
+        <w:t>蛋白质模型库与代谢物库、代谢反应库之间存在紧密的关联关系。用户可以从一条蛋白质记录查看其催化的反应、参与的代谢通路，也可以从代谢反应出发查找对应的催化酶。这种双向关联使得研究人员能够在蛋白质层面与代谢层面之间自由穿梭，</w:t>
+      </w:r>
+      <w:proofErr w:type="gramStart"/>
+      <w:r>
+        <w:t>为酶功能</w:t>
+      </w:r>
+      <w:proofErr w:type="gramEnd"/>
+      <w:r>
+        <w:t>研究、代谢通路设计与工程化应用提供了便利的数据支持。</w:t>
       </w:r>
     </w:p>
     <w:p>
@@ -1658,6 +1831,8 @@
         <w:pStyle w:val="Heading2"/>
         <w:spacing w:before="280" w:after="160"/>
       </w:pPr>
+      <w:bookmarkStart w:id="19" w:name="OLE_LINK21"/>
+      <w:bookmarkEnd w:id="18"/>
       <w:r>
         <w:rPr>
           <w:rFonts w:eastAsia="黑体"/>
@@ -1708,8 +1883,14 @@
         <w:spacing w:after="120"/>
         <w:ind w:firstLine="480"/>
       </w:pPr>
-      <w:r>
-        <w:t>代谢反应库是生物代谢网络系统的反应库，记录了生物体内发生的各种生化反应。每条反应记录包含反应物、产物、催化酶、反应方向、反应条件等完整信息，是构建代谢网络模型的核心要素。该模块整合了</w:t>
+      <w:bookmarkStart w:id="20" w:name="OLE_LINK22"/>
+      <w:bookmarkEnd w:id="19"/>
+      <w:r>
+        <w:t>代谢反应库是生物代谢网络系统的反应库，记录了生物体内发生的各种生化反</w:t>
+      </w:r>
+      <w:r>
+        <w:lastRenderedPageBreak/>
+        <w:t>应。每条反应记录包含反应物、产物、催化酶、反应方向、反应条件等完整信息，是构建代谢网络模型的核心要素。该模块整合了</w:t>
       </w:r>
       <w:r>
         <w:t>Rhea</w:t>
@@ -1730,13 +1911,15 @@
         <w:t>、</w:t>
       </w:r>
       <w:r>
-        <w:t>SABIO-rk</w:t>
-      </w:r>
-      <w:r>
-        <w:t>等国际权威反应数据库的数据，为每个反应提供了标准化的描述与动力学</w:t>
-      </w:r>
-      <w:r>
-        <w:t>参数信息，是虚拟细胞建模与代谢通路分析的必不可少的基础。</w:t>
+        <w:t>SABIO-</w:t>
+      </w:r>
+      <w:proofErr w:type="spellStart"/>
+      <w:r>
+        <w:t>rk</w:t>
+      </w:r>
+      <w:proofErr w:type="spellEnd"/>
+      <w:r>
+        <w:t>等国际权威反应数据库的数据，为每个反应提供了标准化的描述与动力学参数信息，是虚拟细胞建模与代谢通路分析的必不可少的基础。</w:t>
       </w:r>
     </w:p>
     <w:p>
@@ -1753,6 +1936,8 @@
         <w:pStyle w:val="Heading1"/>
         <w:spacing w:before="360" w:after="200"/>
       </w:pPr>
+      <w:bookmarkStart w:id="21" w:name="OLE_LINK23"/>
+      <w:bookmarkEnd w:id="20"/>
       <w:r>
         <w:rPr>
           <w:rFonts w:eastAsia="黑体"/>
@@ -1768,15 +1953,24 @@
         <w:spacing w:after="120"/>
         <w:ind w:firstLine="480"/>
       </w:pPr>
-      <w:r>
-        <w:lastRenderedPageBreak/>
+      <w:bookmarkStart w:id="22" w:name="OLE_LINK24"/>
+      <w:bookmarkEnd w:id="21"/>
+      <w:r>
         <w:t>除了三大核心数据库之外，生物制造</w:t>
       </w:r>
       <w:r>
         <w:t>·</w:t>
       </w:r>
       <w:r>
-        <w:t>中国还提供了五大浏览模块，分别从细胞区室、序列模体、代谢酶、代谢通路与物种分类五个维度提供分类浏览能力。这些浏览模块与核心数据库互为补充，共同构成了一个完整的生物制造数据认知框架，使得用户可以从多个角度理解和使用同一套生物制造相关数据。</w:t>
+        <w:t>中国还提供了五大浏览模块，分别从细胞区室、序列模体、代谢酶、代谢通路与物种分类五个维</w:t>
+      </w:r>
+      <w:proofErr w:type="gramStart"/>
+      <w:r>
+        <w:t>度提供</w:t>
+      </w:r>
+      <w:proofErr w:type="gramEnd"/>
+      <w:r>
+        <w:t>分类浏览能力。这些浏览模块与核心数据库互为补充，共同构成了一个完整的生物制造数据认知框架，使得用户可以从多个角度理解和使用同一套生物制造相关数据。</w:t>
       </w:r>
     </w:p>
     <w:p>
@@ -1784,6 +1978,8 @@
         <w:pStyle w:val="Heading2"/>
         <w:spacing w:before="280" w:after="160"/>
       </w:pPr>
+      <w:bookmarkStart w:id="23" w:name="OLE_LINK25"/>
+      <w:bookmarkEnd w:id="22"/>
       <w:r>
         <w:rPr>
           <w:rFonts w:eastAsia="黑体"/>
@@ -1834,11 +2030,10 @@
         <w:spacing w:after="120"/>
         <w:ind w:firstLine="480"/>
       </w:pPr>
-      <w:r>
-        <w:t>细胞区室浏览模块提供了对细胞内各个亚细胞区室的分类浏览能力，覆盖了细胞核、线粒体、内质网、高尔基体、溶酶体、细胞膜等主要细胞器官。每个区室都有其特定的生化功能与代谢通路，了解区</w:t>
-      </w:r>
-      <w:r>
-        <w:t>室的功能对于理解代谢物的亚细胞定位与功能分工至关重要。该模块为每个区室提供了详细的功能描述与相关数据链接，帮助用户建立从宏观到微观的细胞结构认知。</w:t>
+      <w:bookmarkStart w:id="24" w:name="OLE_LINK26"/>
+      <w:bookmarkEnd w:id="23"/>
+      <w:r>
+        <w:t>细胞区室浏览模块提供了对细胞内各个亚细胞区室的分类浏览能力，覆盖了细胞核、线粒体、内质网、高尔基体、溶酶体、细胞膜等主要细胞器官。每个区室都有其特定的生化功能与代谢通路，了解区室的功能对于理解代谢物的亚细胞定位与功能分工至关重要。该模块为每个区室提供了详细的功能描述与相关数据链接，帮助用户建立从宏观到微观的细胞结构认知。</w:t>
       </w:r>
     </w:p>
     <w:p>
@@ -1861,6 +2056,8 @@
         <w:pStyle w:val="Heading2"/>
         <w:spacing w:before="280" w:after="160"/>
       </w:pPr>
+      <w:bookmarkStart w:id="25" w:name="OLE_LINK27"/>
+      <w:bookmarkEnd w:id="24"/>
       <w:r>
         <w:rPr>
           <w:rFonts w:eastAsia="黑体"/>
@@ -1911,6 +2108,8 @@
         <w:spacing w:after="120"/>
         <w:ind w:firstLine="480"/>
       </w:pPr>
+      <w:bookmarkStart w:id="26" w:name="OLE_LINK28"/>
+      <w:bookmarkEnd w:id="25"/>
       <w:r>
         <w:t>转录因子结合位点（</w:t>
       </w:r>
@@ -1918,7 +2117,15 @@
         <w:t>TFBS</w:t>
       </w:r>
       <w:r>
-        <w:t>）模体浏览模块收录了各种转录因子的</w:t>
+        <w:t>）</w:t>
+      </w:r>
+      <w:proofErr w:type="gramStart"/>
+      <w:r>
+        <w:t>模体浏览</w:t>
+      </w:r>
+      <w:proofErr w:type="gramEnd"/>
+      <w:r>
+        <w:t>模块收录了各种转录因子的</w:t>
       </w:r>
       <w:r>
         <w:t>DNA</w:t>
@@ -1932,9 +2139,11 @@
       <w:r>
         <w:t>、</w:t>
       </w:r>
+      <w:proofErr w:type="spellStart"/>
       <w:r>
         <w:t>AraC</w:t>
       </w:r>
+      <w:proofErr w:type="spellEnd"/>
       <w:r>
         <w:t>、</w:t>
       </w:r>
@@ -1944,11 +2153,21 @@
       <w:r>
         <w:t>、</w:t>
       </w:r>
+      <w:proofErr w:type="spellStart"/>
       <w:r>
         <w:t>ArgR</w:t>
       </w:r>
-      <w:r>
-        <w:t>等多类转录因子家族。这些模体描述了转录因子与</w:t>
+      <w:proofErr w:type="spellEnd"/>
+      <w:r>
+        <w:t>等多类转录因子家族。</w:t>
+      </w:r>
+      <w:proofErr w:type="gramStart"/>
+      <w:r>
+        <w:t>这些模体描述</w:t>
+      </w:r>
+      <w:proofErr w:type="gramEnd"/>
+      <w:r>
+        <w:t>了转录因子与</w:t>
       </w:r>
       <w:r>
         <w:t>DNA</w:t>
@@ -1959,8 +2178,13 @@
       <w:r>
         <w:t>TFBS</w:t>
       </w:r>
-      <w:r>
-        <w:t>模体则是识别调控位点的关键数据。</w:t>
+      <w:proofErr w:type="gramStart"/>
+      <w:r>
+        <w:t>模体则</w:t>
+      </w:r>
+      <w:proofErr w:type="gramEnd"/>
+      <w:r>
+        <w:t>是识别调控位点的关键数据。</w:t>
       </w:r>
     </w:p>
     <w:p>
@@ -1969,10 +2193,80 @@
         <w:ind w:firstLine="480"/>
       </w:pPr>
       <w:r>
-        <w:t>该模块的价值不仅在于提供序列模体数据本身，更在于它为基因调控网络的设计与分析提供了标准化的参考资源。研究人员可以基于</w:t>
-      </w:r>
-      <w:r>
-        <w:t>这些模体设计合成启动子、构建基因调控回路，为微生物工厂重构与代谢通路优化提供理论与实践基础。这对于提高发酵产品产率与重构微生物代谢能力具有重要的工程价值。</w:t>
+        <w:lastRenderedPageBreak/>
+        <w:t>该模块的价值不仅在于提供序列</w:t>
+      </w:r>
+      <w:proofErr w:type="gramStart"/>
+      <w:r>
+        <w:t>模体数据</w:t>
+      </w:r>
+      <w:proofErr w:type="gramEnd"/>
+      <w:r>
+        <w:t>本身，更在于它为基因调控网络的设计与分析提供了标准化的参考资源。研究人员可以基于这些</w:t>
+      </w:r>
+      <w:proofErr w:type="gramStart"/>
+      <w:r>
+        <w:t>模体设计</w:t>
+      </w:r>
+      <w:proofErr w:type="gramEnd"/>
+      <w:r>
+        <w:t>合成启动子、构建基因调控回路，为微生物工厂重构与代谢通路优化提供理论与实践基础。这对于提高发酵产品产率与重构微生物代谢能力具有重要的工程价值。</w:t>
+      </w:r>
+    </w:p>
+    <w:p>
+      <w:pPr>
+        <w:spacing w:after="120"/>
+        <w:ind w:firstLine="480"/>
+        <w:rPr>
+          <w:rFonts w:hint="eastAsia"/>
+        </w:rPr>
+      </w:pPr>
+      <w:r>
+        <w:rPr>
+          <w:rFonts w:hint="eastAsia"/>
+          <w:noProof/>
+        </w:rPr>
+        <w:drawing>
+          <wp:inline distT="0" distB="0" distL="0" distR="0" wp14:anchorId="1B60B915" wp14:editId="1A8BA586">
+            <wp:extent cx="5580380" cy="5184140"/>
+            <wp:effectExtent l="0" t="0" r="1270" b="0"/>
+            <wp:docPr id="2" name="Picture 2"/>
+            <wp:cNvGraphicFramePr>
+              <a:graphicFrameLocks xmlns:a="http://schemas.openxmlformats.org/drawingml/2006/main" noChangeAspect="1"/>
+            </wp:cNvGraphicFramePr>
+            <a:graphic xmlns:a="http://schemas.openxmlformats.org/drawingml/2006/main">
+              <a:graphicData uri="http://schemas.openxmlformats.org/drawingml/2006/picture">
+                <pic:pic xmlns:pic="http://schemas.openxmlformats.org/drawingml/2006/picture">
+                  <pic:nvPicPr>
+                    <pic:cNvPr id="2" name="Picture 2"/>
+                    <pic:cNvPicPr/>
+                  </pic:nvPicPr>
+                  <pic:blipFill>
+                    <a:blip r:embed="rId9">
+                      <a:extLst>
+                        <a:ext uri="{28A0092B-C50C-407E-A947-70E740481C1C}">
+                          <a14:useLocalDpi xmlns:a14="http://schemas.microsoft.com/office/drawing/2010/main" val="0"/>
+                        </a:ext>
+                      </a:extLst>
+                    </a:blip>
+                    <a:stretch>
+                      <a:fillRect/>
+                    </a:stretch>
+                  </pic:blipFill>
+                  <pic:spPr>
+                    <a:xfrm>
+                      <a:off x="0" y="0"/>
+                      <a:ext cx="5580380" cy="5184140"/>
+                    </a:xfrm>
+                    <a:prstGeom prst="rect">
+                      <a:avLst/>
+                    </a:prstGeom>
+                  </pic:spPr>
+                </pic:pic>
+              </a:graphicData>
+            </a:graphic>
+          </wp:inline>
+        </w:drawing>
       </w:r>
     </w:p>
     <w:p>
@@ -1980,6 +2274,8 @@
         <w:pStyle w:val="Heading2"/>
         <w:spacing w:before="280" w:after="160"/>
       </w:pPr>
+      <w:bookmarkStart w:id="27" w:name="OLE_LINK29"/>
+      <w:bookmarkEnd w:id="26"/>
       <w:r>
         <w:rPr>
           <w:rFonts w:eastAsia="黑体"/>
@@ -2030,6 +2326,8 @@
         <w:spacing w:after="120"/>
         <w:ind w:firstLine="480"/>
       </w:pPr>
+      <w:bookmarkStart w:id="28" w:name="OLE_LINK30"/>
+      <w:bookmarkEnd w:id="27"/>
       <w:r>
         <w:t>代谢网络酶动力学浏览模块提供了按酶学分类号（</w:t>
       </w:r>
@@ -2055,10 +2353,15 @@
         <w:t>7</w:t>
       </w:r>
       <w:r>
-        <w:t>大主类。酶学分类是国际生化学与分子生物学联合会制定的酶分类体系，按反应类型将酶分为氧化还原酶、转移酶、水解酶、裂解酶、异构酶、连接酶与合成酶七大类。该浏览模块使得用户可以按</w:t>
-      </w:r>
-      <w:r>
-        <w:t>照反应类型快速定位到目标酶。</w:t>
+        <w:t>大主类。酶学分类是国际生化学与分子生物学联合会制定的酶分类体系，按反应类型</w:t>
+      </w:r>
+      <w:proofErr w:type="gramStart"/>
+      <w:r>
+        <w:t>将酶分为</w:t>
+      </w:r>
+      <w:proofErr w:type="gramEnd"/>
+      <w:r>
+        <w:t>氧化还原酶、转移酶、水解酶、裂解酶、异构酶、连接酶与合成酶七大类。该浏览模块使得用户可以按照反应类型快速定位到目标酶。</w:t>
       </w:r>
     </w:p>
     <w:p>
@@ -2067,14 +2370,25 @@
         <w:ind w:firstLine="480"/>
       </w:pPr>
       <w:r>
+        <w:t>酶动力学数据是代谢通路建模与虚拟细胞模拟的核心参数。了解酶的催化效率、米氏常数等动力学参数，是构建可量化代谢模型的前提。生物制造</w:t>
+      </w:r>
+      <w:r>
+        <w:t>·</w:t>
+      </w:r>
+      <w:r>
+        <w:t>中国数据库的酶</w:t>
+      </w:r>
+      <w:r>
         <w:lastRenderedPageBreak/>
-        <w:t>酶动力学数据是代谢通路建模与虚拟细胞模拟的核心参数。了解酶的催化效率、米氏常数等动力学参数，是构建可量化代谢模型的前提。生物制造</w:t>
-      </w:r>
-      <w:r>
-        <w:t>·</w:t>
-      </w:r>
-      <w:r>
-        <w:t>中国数据库的酶动力学模块与代谢反应库、代谢通路库存在关联，用户可以从酶出发查看其催化的反应与参与的通路，实现了酶层面数据的系统性整合。</w:t>
+        <w:t>动力学模块与代谢反应库、代谢通路库存在关联，用户</w:t>
+      </w:r>
+      <w:proofErr w:type="gramStart"/>
+      <w:r>
+        <w:t>可以从酶出发</w:t>
+      </w:r>
+      <w:proofErr w:type="gramEnd"/>
+      <w:r>
+        <w:t>查看其催化的反应与参与的通路，实现了酶层面数据的系统性整合。</w:t>
       </w:r>
     </w:p>
     <w:p>
@@ -2082,6 +2396,8 @@
         <w:pStyle w:val="Heading2"/>
         <w:spacing w:before="280" w:after="160"/>
       </w:pPr>
+      <w:bookmarkStart w:id="29" w:name="OLE_LINK31"/>
+      <w:bookmarkEnd w:id="28"/>
       <w:r>
         <w:rPr>
           <w:rFonts w:eastAsia="黑体"/>
@@ -2132,6 +2448,8 @@
         <w:spacing w:after="120"/>
         <w:ind w:firstLine="480"/>
       </w:pPr>
+      <w:bookmarkStart w:id="30" w:name="OLE_LINK32"/>
+      <w:bookmarkEnd w:id="29"/>
       <w:r>
         <w:t>代谢通路浏览模块提供了生物通路数据库的浏览能力，收录了</w:t>
       </w:r>
@@ -2145,10 +2463,7 @@
         <w:t>DOI</w:t>
       </w:r>
       <w:r>
-        <w:t>（数字对象标识符），体现了数据的可引用性与学</w:t>
-      </w:r>
-      <w:r>
-        <w:t>术规范性。该模块的数据来源包括</w:t>
+        <w:t>（数字对象标识符），体现了数据的可引用性与学术规范性。该模块的数据来源包括</w:t>
       </w:r>
       <w:r>
         <w:t>Reactome</w:t>
@@ -2186,9 +2501,67 @@
     </w:p>
     <w:p>
       <w:pPr>
+        <w:spacing w:after="120"/>
+        <w:ind w:firstLine="480"/>
+        <w:rPr>
+          <w:rFonts w:hint="eastAsia"/>
+        </w:rPr>
+      </w:pPr>
+      <w:r>
+        <w:rPr>
+          <w:rFonts w:hint="eastAsia"/>
+          <w:noProof/>
+        </w:rPr>
+        <w:drawing>
+          <wp:inline distT="0" distB="0" distL="0" distR="0" wp14:anchorId="53B0084B" wp14:editId="35531C7F">
+            <wp:extent cx="4924486" cy="4448175"/>
+            <wp:effectExtent l="0" t="0" r="9525" b="0"/>
+            <wp:docPr id="3" name="Picture 3"/>
+            <wp:cNvGraphicFramePr>
+              <a:graphicFrameLocks xmlns:a="http://schemas.openxmlformats.org/drawingml/2006/main" noChangeAspect="1"/>
+            </wp:cNvGraphicFramePr>
+            <a:graphic xmlns:a="http://schemas.openxmlformats.org/drawingml/2006/main">
+              <a:graphicData uri="http://schemas.openxmlformats.org/drawingml/2006/picture">
+                <pic:pic xmlns:pic="http://schemas.openxmlformats.org/drawingml/2006/picture">
+                  <pic:nvPicPr>
+                    <pic:cNvPr id="3" name="Picture 3"/>
+                    <pic:cNvPicPr/>
+                  </pic:nvPicPr>
+                  <pic:blipFill>
+                    <a:blip r:embed="rId10" cstate="print">
+                      <a:extLst>
+                        <a:ext uri="{28A0092B-C50C-407E-A947-70E740481C1C}">
+                          <a14:useLocalDpi xmlns:a14="http://schemas.microsoft.com/office/drawing/2010/main" val="0"/>
+                        </a:ext>
+                      </a:extLst>
+                    </a:blip>
+                    <a:stretch>
+                      <a:fillRect/>
+                    </a:stretch>
+                  </pic:blipFill>
+                  <pic:spPr>
+                    <a:xfrm>
+                      <a:off x="0" y="0"/>
+                      <a:ext cx="4936333" cy="4458876"/>
+                    </a:xfrm>
+                    <a:prstGeom prst="rect">
+                      <a:avLst/>
+                    </a:prstGeom>
+                  </pic:spPr>
+                </pic:pic>
+              </a:graphicData>
+            </a:graphic>
+          </wp:inline>
+        </w:drawing>
+      </w:r>
+    </w:p>
+    <w:p>
+      <w:pPr>
         <w:pStyle w:val="Heading2"/>
         <w:spacing w:before="280" w:after="160"/>
       </w:pPr>
+      <w:bookmarkStart w:id="31" w:name="OLE_LINK33"/>
+      <w:bookmarkEnd w:id="30"/>
       <w:r>
         <w:rPr>
           <w:rFonts w:eastAsia="黑体"/>
@@ -2239,7 +2612,10 @@
         <w:spacing w:after="120"/>
         <w:ind w:firstLine="480"/>
       </w:pPr>
-      <w:r>
+      <w:bookmarkStart w:id="32" w:name="OLE_LINK34"/>
+      <w:bookmarkEnd w:id="31"/>
+      <w:r>
+        <w:lastRenderedPageBreak/>
         <w:t>物种分类树浏览模块提供了对生物物种的分类浏览能力，覆盖了现生物体、灭物种、病毒以及合成构建体等多类生物。该模块采用层次化的分类体系，从域、界、门、纲、目、科、属、种等分类等级逐层展开，帮助用户从进化关系的视角理解生物多样性。物种分类是组织生物数据的基本框架，不同物种的基因组、代谢通路存在差异，按物种组织数据是进行比较生物学研究的基础。</w:t>
       </w:r>
     </w:p>
@@ -2249,10 +2625,63 @@
         <w:ind w:firstLine="480"/>
       </w:pPr>
       <w:r>
-        <w:t>物种分类树模块的特色之一是包含了合成构建体这一类别，反映了合成生物学领域人工构建的生物体系也被纳入了生物分类框架中。这种做法体现了数据库对合成</w:t>
-      </w:r>
-      <w:r>
-        <w:t>生物学的支持，为合成生物学研究人员提供了与自然生物对比的分类参照。同时，灭物种的收录也为古生物学与进化生物学研究提供了数据支持。</w:t>
+        <w:t>物种分类树模块的特色之一是包含了合成构建体这一类别，反映了合成生物学领域人工构建的生物体系也被纳入了生物分类框架中。这种做法体现了数据库对合成生物学的支持，为合成生物学研究人员提供了与自然生物对比的分类参照。同时，灭物种的收录也为古生物学与进化生物学研究提供了数据支持。</w:t>
+      </w:r>
+    </w:p>
+    <w:p>
+      <w:pPr>
+        <w:spacing w:after="120"/>
+        <w:ind w:firstLine="480"/>
+        <w:rPr>
+          <w:rFonts w:hint="eastAsia"/>
+        </w:rPr>
+      </w:pPr>
+      <w:r>
+        <w:rPr>
+          <w:rFonts w:hint="eastAsia"/>
+          <w:noProof/>
+        </w:rPr>
+        <w:drawing>
+          <wp:inline distT="0" distB="0" distL="0" distR="0" wp14:anchorId="79FABE59" wp14:editId="0F560787">
+            <wp:extent cx="5580380" cy="4785995"/>
+            <wp:effectExtent l="0" t="0" r="1270" b="0"/>
+            <wp:docPr id="4" name="Picture 4"/>
+            <wp:cNvGraphicFramePr>
+              <a:graphicFrameLocks xmlns:a="http://schemas.openxmlformats.org/drawingml/2006/main" noChangeAspect="1"/>
+            </wp:cNvGraphicFramePr>
+            <a:graphic xmlns:a="http://schemas.openxmlformats.org/drawingml/2006/main">
+              <a:graphicData uri="http://schemas.openxmlformats.org/drawingml/2006/picture">
+                <pic:pic xmlns:pic="http://schemas.openxmlformats.org/drawingml/2006/picture">
+                  <pic:nvPicPr>
+                    <pic:cNvPr id="4" name="Picture 4"/>
+                    <pic:cNvPicPr/>
+                  </pic:nvPicPr>
+                  <pic:blipFill>
+                    <a:blip r:embed="rId11" cstate="print">
+                      <a:extLst>
+                        <a:ext uri="{28A0092B-C50C-407E-A947-70E740481C1C}">
+                          <a14:useLocalDpi xmlns:a14="http://schemas.microsoft.com/office/drawing/2010/main" val="0"/>
+                        </a:ext>
+                      </a:extLst>
+                    </a:blip>
+                    <a:stretch>
+                      <a:fillRect/>
+                    </a:stretch>
+                  </pic:blipFill>
+                  <pic:spPr>
+                    <a:xfrm>
+                      <a:off x="0" y="0"/>
+                      <a:ext cx="5580380" cy="4785995"/>
+                    </a:xfrm>
+                    <a:prstGeom prst="rect">
+                      <a:avLst/>
+                    </a:prstGeom>
+                  </pic:spPr>
+                </pic:pic>
+              </a:graphicData>
+            </a:graphic>
+          </wp:inline>
+        </w:drawing>
       </w:r>
     </w:p>
     <w:p>
@@ -2260,6 +2689,8 @@
         <w:pStyle w:val="Heading1"/>
         <w:spacing w:before="360" w:after="200"/>
       </w:pPr>
+      <w:bookmarkStart w:id="33" w:name="OLE_LINK35"/>
+      <w:bookmarkEnd w:id="32"/>
       <w:r>
         <w:rPr>
           <w:rFonts w:eastAsia="黑体"/>
@@ -2275,6 +2706,8 @@
         <w:spacing w:after="120"/>
         <w:ind w:firstLine="480"/>
       </w:pPr>
+      <w:bookmarkStart w:id="34" w:name="OLE_LINK36"/>
+      <w:bookmarkEnd w:id="33"/>
       <w:r>
         <w:t>除了基础数据资源之外，生物制造</w:t>
       </w:r>
@@ -2282,7 +2715,15 @@
         <w:t>·</w:t>
       </w:r>
       <w:r>
-        <w:t>中国还提供了三大数据分析与可视化工具，分别从代谢嵌入景观、质谱谱图注释与天然产物库三个方面提供高阶分析能力。这些工具将原始数据转化为可视化的景观与可检索的谱图库，为研究人员提供了从宏</w:t>
+        <w:t>中国还提供了三大数据分析与可视化工具，分别从代谢嵌入景观、质谱</w:t>
+      </w:r>
+      <w:proofErr w:type="gramStart"/>
+      <w:r>
+        <w:t>谱</w:t>
+      </w:r>
+      <w:proofErr w:type="gramEnd"/>
+      <w:r>
+        <w:t>图注释与天然产物库三个方面提供高阶分析能力。这些工具将原始数据转化为可视化的景观与可检索的谱图库，为研究人员提供了从宏</w:t>
       </w:r>
       <w:r>
         <w:lastRenderedPageBreak/>
@@ -2294,6 +2735,8 @@
         <w:pStyle w:val="Heading2"/>
         <w:spacing w:before="280" w:after="160"/>
       </w:pPr>
+      <w:bookmarkStart w:id="35" w:name="OLE_LINK37"/>
+      <w:bookmarkEnd w:id="34"/>
       <w:r>
         <w:rPr>
           <w:rFonts w:eastAsia="黑体"/>
@@ -2344,6 +2787,8 @@
         <w:spacing w:after="120"/>
         <w:ind w:firstLine="480"/>
       </w:pPr>
+      <w:bookmarkStart w:id="36" w:name="OLE_LINK38"/>
+      <w:bookmarkEnd w:id="35"/>
       <w:r>
         <w:t>代谢嵌入景观是一个可视化工具，通过</w:t>
       </w:r>
@@ -2354,19 +2799,29 @@
         <w:t>与</w:t>
       </w:r>
       <w:r>
-        <w:t>P</w:t>
-      </w:r>
-      <w:r>
-        <w:t>CA</w:t>
-      </w:r>
-      <w:r>
-        <w:t>等降维算法将微生物代谢谱转化为</w:t>
+        <w:t>PCA</w:t>
+      </w:r>
+      <w:proofErr w:type="gramStart"/>
+      <w:r>
+        <w:t>等降维算法</w:t>
+      </w:r>
+      <w:proofErr w:type="gramEnd"/>
+      <w:r>
+        <w:t>将微生物代谢谱转化为</w:t>
       </w:r>
       <w:r>
         <w:t>3D</w:t>
       </w:r>
       <w:r>
-        <w:t>可视化景观。该工具将高维代谢数据降维到三维空间，使得不同微生物物种的代谢特征能够以空间分布的形式直观展现。这种可视化方法能够帮助研究人员发现微生物代谢特征的群体规律与异常点，为物种筛选与代谢特征分析提供直观参考。</w:t>
+        <w:t>可视化景观。该工具将高维代谢</w:t>
+      </w:r>
+      <w:proofErr w:type="gramStart"/>
+      <w:r>
+        <w:t>数据降维到</w:t>
+      </w:r>
+      <w:proofErr w:type="gramEnd"/>
+      <w:r>
+        <w:t>三维空间，使得不同微生物物种的代谢特征能够以空间分布的形式直观展现。这种可视化方法能够帮助研究人员发现微生物代谢特征的群体规律与异常点，为物种筛选与代谢特征分析提供直观参考。</w:t>
       </w:r>
     </w:p>
     <w:p>
@@ -2375,10 +2830,63 @@
         <w:ind w:firstLine="480"/>
       </w:pPr>
       <w:r>
-        <w:t>代谢嵌入景观的应用价值在于它能够将复杂的高维代谢数据转化为人眼可识别的空间分布，使得研究人员能够从整体上把握微生物群体的代谢多样性。在合成生物学研究中，这种工具可以用于对比不同菌株的代谢能力、发现具有特殊代谢特征的菌株，为工业菌株筛选与代谢工程提供数据支持。同</w:t>
-      </w:r>
-      <w:r>
-        <w:t>时，它也可以用于展示合成生物学研究成果，使学术交流更加直观高效。</w:t>
+        <w:t>代谢嵌入景观的应用价值在于它能够将复杂的高维代谢数据转化为人眼可识别的空间分布，使得研究人员能够从整体上把握微生物群体的代谢多样性。在合成生物学研究中，这种工具可以用于对比不同菌株的代谢能力、发现具有特殊代谢特征的菌株，为工业菌株筛选与代谢工程提供数据支持。同时，它也可以用于展示合成生物学研究成果，使学术交流更加直观高效。</w:t>
+      </w:r>
+    </w:p>
+    <w:p>
+      <w:pPr>
+        <w:spacing w:after="120"/>
+        <w:ind w:firstLine="480"/>
+        <w:rPr>
+          <w:rFonts w:hint="eastAsia"/>
+        </w:rPr>
+      </w:pPr>
+      <w:r>
+        <w:rPr>
+          <w:rFonts w:hint="eastAsia"/>
+          <w:noProof/>
+        </w:rPr>
+        <w:drawing>
+          <wp:inline distT="0" distB="0" distL="0" distR="0" wp14:anchorId="46BCD621" wp14:editId="6CA31005">
+            <wp:extent cx="5580380" cy="3515360"/>
+            <wp:effectExtent l="0" t="0" r="1270" b="8890"/>
+            <wp:docPr id="5" name="Picture 5"/>
+            <wp:cNvGraphicFramePr>
+              <a:graphicFrameLocks xmlns:a="http://schemas.openxmlformats.org/drawingml/2006/main" noChangeAspect="1"/>
+            </wp:cNvGraphicFramePr>
+            <a:graphic xmlns:a="http://schemas.openxmlformats.org/drawingml/2006/main">
+              <a:graphicData uri="http://schemas.openxmlformats.org/drawingml/2006/picture">
+                <pic:pic xmlns:pic="http://schemas.openxmlformats.org/drawingml/2006/picture">
+                  <pic:nvPicPr>
+                    <pic:cNvPr id="5" name="Picture 5"/>
+                    <pic:cNvPicPr/>
+                  </pic:nvPicPr>
+                  <pic:blipFill>
+                    <a:blip r:embed="rId12" cstate="print">
+                      <a:extLst>
+                        <a:ext uri="{28A0092B-C50C-407E-A947-70E740481C1C}">
+                          <a14:useLocalDpi xmlns:a14="http://schemas.microsoft.com/office/drawing/2010/main" val="0"/>
+                        </a:ext>
+                      </a:extLst>
+                    </a:blip>
+                    <a:stretch>
+                      <a:fillRect/>
+                    </a:stretch>
+                  </pic:blipFill>
+                  <pic:spPr>
+                    <a:xfrm>
+                      <a:off x="0" y="0"/>
+                      <a:ext cx="5580380" cy="3515360"/>
+                    </a:xfrm>
+                    <a:prstGeom prst="rect">
+                      <a:avLst/>
+                    </a:prstGeom>
+                  </pic:spPr>
+                </pic:pic>
+              </a:graphicData>
+            </a:graphic>
+          </wp:inline>
+        </w:drawing>
       </w:r>
     </w:p>
     <w:p>
@@ -2386,6 +2894,8 @@
         <w:pStyle w:val="Heading2"/>
         <w:spacing w:before="280" w:after="160"/>
       </w:pPr>
+      <w:bookmarkStart w:id="37" w:name="OLE_LINK39"/>
+      <w:bookmarkEnd w:id="36"/>
       <w:r>
         <w:rPr>
           <w:rFonts w:eastAsia="黑体"/>
@@ -2406,8 +2916,9 @@
           <w:sz w:val="30"/>
           <w:szCs w:val="30"/>
         </w:rPr>
-        <w:t>质谱谱图注释库（</w:t>
-      </w:r>
+        <w:t>质谱</w:t>
+      </w:r>
+      <w:proofErr w:type="gramStart"/>
       <w:r>
         <w:rPr>
           <w:rFonts w:eastAsia="黑体"/>
@@ -2417,8 +2928,9 @@
           <w:sz w:val="30"/>
           <w:szCs w:val="30"/>
         </w:rPr>
-        <w:t>MS Spectrum Annotation</w:t>
-      </w:r>
+        <w:t>谱</w:t>
+      </w:r>
+      <w:proofErr w:type="gramEnd"/>
       <w:r>
         <w:rPr>
           <w:rFonts w:eastAsia="黑体"/>
@@ -2428,6 +2940,28 @@
           <w:sz w:val="30"/>
           <w:szCs w:val="30"/>
         </w:rPr>
+        <w:t>图注释库（</w:t>
+      </w:r>
+      <w:r>
+        <w:rPr>
+          <w:rFonts w:eastAsia="黑体"/>
+          <w:b/>
+          <w:bCs/>
+          <w:color w:val="0E2030"/>
+          <w:sz w:val="30"/>
+          <w:szCs w:val="30"/>
+        </w:rPr>
+        <w:t>MS Spectrum Annotation</w:t>
+      </w:r>
+      <w:r>
+        <w:rPr>
+          <w:rFonts w:eastAsia="黑体"/>
+          <w:b/>
+          <w:bCs/>
+          <w:color w:val="0E2030"/>
+          <w:sz w:val="30"/>
+          <w:szCs w:val="30"/>
+        </w:rPr>
         <w:t>）</w:t>
       </w:r>
     </w:p>
@@ -2436,20 +2970,50 @@
         <w:spacing w:after="120"/>
         <w:ind w:firstLine="480"/>
       </w:pPr>
-      <w:r>
-        <w:t>质谱谱图注释库收录了约</w:t>
+      <w:bookmarkStart w:id="38" w:name="OLE_LINK40"/>
+      <w:bookmarkEnd w:id="37"/>
+      <w:r>
+        <w:t>质谱</w:t>
+      </w:r>
+      <w:proofErr w:type="gramStart"/>
+      <w:r>
+        <w:t>谱</w:t>
+      </w:r>
+      <w:proofErr w:type="gramEnd"/>
+      <w:r>
+        <w:t>图注释库收录了约</w:t>
       </w:r>
       <w:r>
         <w:t>140,000</w:t>
       </w:r>
       <w:r>
-        <w:t>条标准化合合物的参考质谱，采用</w:t>
+        <w:t>条标准化合</w:t>
+      </w:r>
+      <w:proofErr w:type="gramStart"/>
+      <w:r>
+        <w:t>合</w:t>
+      </w:r>
+      <w:proofErr w:type="gramEnd"/>
+      <w:r>
+        <w:t>物的参考质谱，采用</w:t>
       </w:r>
       <w:r>
         <w:t>MRM</w:t>
       </w:r>
       <w:r>
-        <w:t>（多反应监测）方法建立。该库是质谢物组学研究的核心参考资源，为实际样品的质谱数据提供了标准对比依据。研究人员在获得实际样品的质谱数据后，可以与参考库进行对比，从而识别样品中的代谢物成分。这种对比是代谢物组学研究从数据采集到生物学解释的关键步骤。</w:t>
+        <w:t>（多反应监测）方法建立。该库是</w:t>
+      </w:r>
+      <w:proofErr w:type="gramStart"/>
+      <w:r>
+        <w:t>质谢物组</w:t>
+      </w:r>
+      <w:proofErr w:type="gramEnd"/>
+      <w:r>
+        <w:t>学研究的核心参考资源，为实际样品的质谱数据提供了标准对比依据。研究人员在获得实际样品的质谱数据后，可以与参考库进行对比，从而识别样品中的代谢物成分。这种对比是代谢物组学研究从数据采集</w:t>
+      </w:r>
+      <w:r>
+        <w:lastRenderedPageBreak/>
+        <w:t>到生物学解释的关键步骤。</w:t>
       </w:r>
     </w:p>
     <w:p>
@@ -2458,16 +3022,21 @@
         <w:ind w:firstLine="480"/>
       </w:pPr>
       <w:r>
-        <w:t>质谱谱图注释库的价值在于它解决了代谢物组学研究中的</w:t>
+        <w:t>质谱</w:t>
+      </w:r>
+      <w:proofErr w:type="gramStart"/>
+      <w:r>
+        <w:t>谱</w:t>
+      </w:r>
+      <w:proofErr w:type="gramEnd"/>
+      <w:r>
+        <w:t>图注释库的价值在于它解决了代谢物组学研究中的</w:t>
       </w:r>
       <w:r>
         <w:t>“</w:t>
       </w:r>
       <w:r>
-        <w:t>最后</w:t>
-      </w:r>
-      <w:r>
-        <w:t>一公里</w:t>
+        <w:t>最后一公里</w:t>
       </w:r>
       <w:r>
         <w:t>”</w:t>
@@ -2485,7 +3054,71 @@
         <w:t>·</w:t>
       </w:r>
       <w:r>
-        <w:t>中国的质谱谱图注释库以其巨大的规模与标准化的方法，为代谢物组学研究提供了坚实的数据基础。</w:t>
+        <w:t>中国的质谱</w:t>
+      </w:r>
+      <w:proofErr w:type="gramStart"/>
+      <w:r>
+        <w:t>谱</w:t>
+      </w:r>
+      <w:proofErr w:type="gramEnd"/>
+      <w:r>
+        <w:t>图注释库以其巨大的规模与标准化的方法，为代谢物组学研究提供了坚实的数据基础。</w:t>
+      </w:r>
+    </w:p>
+    <w:p>
+      <w:pPr>
+        <w:spacing w:after="120"/>
+        <w:ind w:firstLine="480"/>
+        <w:rPr>
+          <w:rFonts w:hint="eastAsia"/>
+        </w:rPr>
+      </w:pPr>
+      <w:r>
+        <w:rPr>
+          <w:rFonts w:hint="eastAsia"/>
+          <w:noProof/>
+        </w:rPr>
+        <w:drawing>
+          <wp:inline distT="0" distB="0" distL="0" distR="0" wp14:anchorId="0E4FA039" wp14:editId="284C89C9">
+            <wp:extent cx="5580380" cy="5093970"/>
+            <wp:effectExtent l="0" t="0" r="1270" b="0"/>
+            <wp:docPr id="6" name="Picture 6"/>
+            <wp:cNvGraphicFramePr>
+              <a:graphicFrameLocks xmlns:a="http://schemas.openxmlformats.org/drawingml/2006/main" noChangeAspect="1"/>
+            </wp:cNvGraphicFramePr>
+            <a:graphic xmlns:a="http://schemas.openxmlformats.org/drawingml/2006/main">
+              <a:graphicData uri="http://schemas.openxmlformats.org/drawingml/2006/picture">
+                <pic:pic xmlns:pic="http://schemas.openxmlformats.org/drawingml/2006/picture">
+                  <pic:nvPicPr>
+                    <pic:cNvPr id="6" name="Picture 6"/>
+                    <pic:cNvPicPr/>
+                  </pic:nvPicPr>
+                  <pic:blipFill>
+                    <a:blip r:embed="rId13">
+                      <a:extLst>
+                        <a:ext uri="{28A0092B-C50C-407E-A947-70E740481C1C}">
+                          <a14:useLocalDpi xmlns:a14="http://schemas.microsoft.com/office/drawing/2010/main" val="0"/>
+                        </a:ext>
+                      </a:extLst>
+                    </a:blip>
+                    <a:stretch>
+                      <a:fillRect/>
+                    </a:stretch>
+                  </pic:blipFill>
+                  <pic:spPr>
+                    <a:xfrm>
+                      <a:off x="0" y="0"/>
+                      <a:ext cx="5580380" cy="5093970"/>
+                    </a:xfrm>
+                    <a:prstGeom prst="rect">
+                      <a:avLst/>
+                    </a:prstGeom>
+                  </pic:spPr>
+                </pic:pic>
+              </a:graphicData>
+            </a:graphic>
+          </wp:inline>
+        </w:drawing>
       </w:r>
     </w:p>
     <w:p>
@@ -2493,6 +3126,8 @@
         <w:pStyle w:val="Heading2"/>
         <w:spacing w:before="280" w:after="160"/>
       </w:pPr>
+      <w:bookmarkStart w:id="39" w:name="OLE_LINK41"/>
+      <w:bookmarkEnd w:id="38"/>
       <w:r>
         <w:rPr>
           <w:rFonts w:eastAsia="黑体"/>
@@ -2543,6 +3178,8 @@
         <w:spacing w:after="120"/>
         <w:ind w:firstLine="480"/>
       </w:pPr>
+      <w:bookmarkStart w:id="40" w:name="OLE_LINK42"/>
+      <w:bookmarkEnd w:id="39"/>
       <w:r>
         <w:t>天然产物库收录了</w:t>
       </w:r>
@@ -2550,10 +3187,7 @@
         <w:t>200</w:t>
       </w:r>
       <w:r>
-        <w:t>万余条天然产物记录，分为微生物天然产物、植物天然产物与海洋天然产物三大类别。天然产物是合成生物学与药物发现的重要资源库，包含抗生素、抑癌药物、免疫抑制剂等多</w:t>
-      </w:r>
-      <w:r>
-        <w:t>种生物活性物质。该库的巨大规模使得它成为世界上最全面的天然产物数据库之一，为新药物发现与生物制造产品开发提供了丰富的候选资源。</w:t>
+        <w:t>万余条天然产物记录，分为微生物天然产物、植物天然产物与海洋天然产物三大类别。天然产物是合成生物学与药物发现的重要资源库，包含抗生素、抑癌药物、免疫抑制剂等多种生物活性物质。该库的巨大规模使得它成为世界上最全面的天然产物数据库之一，为新药物发现与生物制造产品开发提供了丰富的候选资源。</w:t>
       </w:r>
     </w:p>
     <w:p>
@@ -2568,9 +3202,67 @@
     </w:p>
     <w:p>
       <w:pPr>
+        <w:spacing w:after="120"/>
+        <w:ind w:firstLine="480"/>
+        <w:rPr>
+          <w:rFonts w:hint="eastAsia"/>
+        </w:rPr>
+      </w:pPr>
+      <w:r>
+        <w:rPr>
+          <w:rFonts w:hint="eastAsia"/>
+          <w:noProof/>
+        </w:rPr>
+        <w:drawing>
+          <wp:inline distT="0" distB="0" distL="0" distR="0" wp14:anchorId="22C02B2E" wp14:editId="76B9F80D">
+            <wp:extent cx="5580380" cy="4742815"/>
+            <wp:effectExtent l="0" t="0" r="1270" b="635"/>
+            <wp:docPr id="7" name="Picture 7"/>
+            <wp:cNvGraphicFramePr>
+              <a:graphicFrameLocks xmlns:a="http://schemas.openxmlformats.org/drawingml/2006/main" noChangeAspect="1"/>
+            </wp:cNvGraphicFramePr>
+            <a:graphic xmlns:a="http://schemas.openxmlformats.org/drawingml/2006/main">
+              <a:graphicData uri="http://schemas.openxmlformats.org/drawingml/2006/picture">
+                <pic:pic xmlns:pic="http://schemas.openxmlformats.org/drawingml/2006/picture">
+                  <pic:nvPicPr>
+                    <pic:cNvPr id="7" name="Picture 7"/>
+                    <pic:cNvPicPr/>
+                  </pic:nvPicPr>
+                  <pic:blipFill>
+                    <a:blip r:embed="rId14" cstate="print">
+                      <a:extLst>
+                        <a:ext uri="{28A0092B-C50C-407E-A947-70E740481C1C}">
+                          <a14:useLocalDpi xmlns:a14="http://schemas.microsoft.com/office/drawing/2010/main" val="0"/>
+                        </a:ext>
+                      </a:extLst>
+                    </a:blip>
+                    <a:stretch>
+                      <a:fillRect/>
+                    </a:stretch>
+                  </pic:blipFill>
+                  <pic:spPr>
+                    <a:xfrm>
+                      <a:off x="0" y="0"/>
+                      <a:ext cx="5580380" cy="4742815"/>
+                    </a:xfrm>
+                    <a:prstGeom prst="rect">
+                      <a:avLst/>
+                    </a:prstGeom>
+                  </pic:spPr>
+                </pic:pic>
+              </a:graphicData>
+            </a:graphic>
+          </wp:inline>
+        </w:drawing>
+      </w:r>
+    </w:p>
+    <w:p>
+      <w:pPr>
         <w:pStyle w:val="Heading1"/>
         <w:spacing w:before="360" w:after="200"/>
       </w:pPr>
+      <w:bookmarkStart w:id="41" w:name="OLE_LINK43"/>
+      <w:bookmarkEnd w:id="40"/>
       <w:r>
         <w:rPr>
           <w:rFonts w:eastAsia="黑体"/>
@@ -2604,14 +3296,21 @@
         <w:spacing w:after="120"/>
         <w:ind w:firstLine="480"/>
       </w:pPr>
+      <w:bookmarkStart w:id="42" w:name="OLE_LINK44"/>
+      <w:bookmarkEnd w:id="41"/>
       <w:r>
         <w:t>除了</w:t>
       </w:r>
       <w:r>
         <w:t>Web</w:t>
       </w:r>
-      <w:r>
-        <w:t>端服务之外，生物制造</w:t>
+      <w:proofErr w:type="gramStart"/>
+      <w:r>
+        <w:t>端服务</w:t>
+      </w:r>
+      <w:proofErr w:type="gramEnd"/>
+      <w:r>
+        <w:t>之外，生物制造</w:t>
       </w:r>
       <w:r>
         <w:t>·</w:t>
@@ -2643,6 +3342,8 @@
         <w:pStyle w:val="Heading2"/>
         <w:spacing w:before="280" w:after="160"/>
       </w:pPr>
+      <w:bookmarkStart w:id="43" w:name="OLE_LINK45"/>
+      <w:bookmarkEnd w:id="42"/>
       <w:r>
         <w:rPr>
           <w:rFonts w:eastAsia="黑体"/>
@@ -2671,7 +3372,10 @@
         <w:spacing w:after="120"/>
         <w:ind w:firstLine="480"/>
       </w:pPr>
-      <w:r>
+      <w:bookmarkStart w:id="44" w:name="OLE_LINK46"/>
+      <w:bookmarkEnd w:id="43"/>
+      <w:r>
+        <w:lastRenderedPageBreak/>
         <w:t>Sophia</w:t>
       </w:r>
       <w:r>
@@ -2684,10 +3388,7 @@
         <w:t>中国数据库的全部资源，享受比</w:t>
       </w:r>
       <w:r>
-        <w:t>W</w:t>
-      </w:r>
-      <w:r>
-        <w:t>eb</w:t>
+        <w:t>Web</w:t>
       </w:r>
       <w:r>
         <w:t>端更快的响应速度与更丰富的交互能力。其次是虚拟细胞建模功能，用户可以基于数据库提供的细胞区室、代谢通路、酶动力学等数据构建虚拟细胞模型，进行代谢模拟与通路分析。最后是离线数据访问能力，在无网络环境下也能够进行数据查询与建模工作。</w:t>
@@ -2713,6 +3414,8 @@
         <w:pStyle w:val="Heading2"/>
         <w:spacing w:before="280" w:after="160"/>
       </w:pPr>
+      <w:bookmarkStart w:id="45" w:name="OLE_LINK47"/>
+      <w:bookmarkEnd w:id="44"/>
       <w:r>
         <w:rPr>
           <w:rFonts w:eastAsia="黑体"/>
@@ -2722,7 +3425,7 @@
           <w:sz w:val="30"/>
           <w:szCs w:val="30"/>
         </w:rPr>
-        <w:t>5.</w:t>
+        <w:t xml:space="preserve">5.2 </w:t>
       </w:r>
       <w:r>
         <w:rPr>
@@ -2733,8 +3436,92 @@
           <w:sz w:val="30"/>
           <w:szCs w:val="30"/>
         </w:rPr>
-        <w:t xml:space="preserve">2 </w:t>
-      </w:r>
+        <w:t>工作站与数据库的协同</w:t>
+      </w:r>
+    </w:p>
+    <w:p>
+      <w:pPr>
+        <w:spacing w:after="120"/>
+        <w:ind w:firstLine="480"/>
+      </w:pPr>
+      <w:bookmarkStart w:id="46" w:name="OLE_LINK48"/>
+      <w:bookmarkEnd w:id="45"/>
+      <w:r>
+        <w:t>Sophia</w:t>
+      </w:r>
+      <w:r>
+        <w:t>工作站与生物制造</w:t>
+      </w:r>
+      <w:r>
+        <w:t>·</w:t>
+      </w:r>
+      <w:r>
+        <w:t>中国数据库之间存在紧密的协同关系。工作站是数据库的前端工具，数据库是工作站的后端支撑。工作站通过网络连接到数据库服务，实时获取最新数据；同时，工作站也能够将用户构建的模型与分析结果反馈到数据库，为数据库的持续优化提供反馈。这种双向协同使得平台能够不断迭代优化，越用越好。</w:t>
+      </w:r>
+    </w:p>
+    <w:p>
+      <w:pPr>
+        <w:spacing w:after="120"/>
+        <w:ind w:firstLine="480"/>
+      </w:pPr>
+      <w:r>
+        <w:t>这种协同关系体现了生物制造</w:t>
+      </w:r>
+      <w:r>
+        <w:t>·</w:t>
+      </w:r>
+      <w:r>
+        <w:t>中国平台的产品哲学</w:t>
+      </w:r>
+      <w:r>
+        <w:t>——</w:t>
+      </w:r>
+      <w:r>
+        <w:t>不仅提供数据，更提供使用数据的工具。这种</w:t>
+      </w:r>
+      <w:r>
+        <w:t>“</w:t>
+      </w:r>
+      <w:r>
+        <w:t>数据</w:t>
+      </w:r>
+      <w:r>
+        <w:t>+</w:t>
+      </w:r>
+      <w:r>
+        <w:t>工具</w:t>
+      </w:r>
+      <w:r>
+        <w:t>”</w:t>
+      </w:r>
+      <w:r>
+        <w:t>的产品架构使得平台不仅是一个静态的数据仓库，而是一个动态的研究工作平台。用户在使用过程中产生的知识与结果能够反馈到平台，促进数据库的迭代优化，形成正向循环。</w:t>
+      </w:r>
+    </w:p>
+    <w:p>
+      <w:pPr>
+        <w:pStyle w:val="Heading1"/>
+        <w:spacing w:before="360" w:after="200"/>
+      </w:pPr>
+      <w:bookmarkStart w:id="47" w:name="OLE_LINK49"/>
+      <w:bookmarkEnd w:id="46"/>
+      <w:r>
+        <w:rPr>
+          <w:rFonts w:eastAsia="黑体"/>
+          <w:b/>
+          <w:bCs/>
+          <w:color w:val="0E2030"/>
+        </w:rPr>
+        <w:t>六、数据来源与质量控制</w:t>
+      </w:r>
+    </w:p>
+    <w:p>
+      <w:pPr>
+        <w:pStyle w:val="Heading2"/>
+        <w:spacing w:before="280" w:after="160"/>
+      </w:pPr>
+      <w:bookmarkStart w:id="48" w:name="OLE_LINK50"/>
+      <w:bookmarkEnd w:id="47"/>
       <w:r>
         <w:rPr>
           <w:rFonts w:eastAsia="黑体"/>
@@ -2744,7 +3531,42 @@
           <w:sz w:val="30"/>
           <w:szCs w:val="30"/>
         </w:rPr>
-        <w:t>工作站与数据库的协同</w:t>
+        <w:t xml:space="preserve">6.1 </w:t>
+      </w:r>
+      <w:r>
+        <w:rPr>
+          <w:rFonts w:eastAsia="黑体"/>
+          <w:b/>
+          <w:bCs/>
+          <w:color w:val="0E2030"/>
+          <w:sz w:val="30"/>
+          <w:szCs w:val="30"/>
+        </w:rPr>
+        <w:t>多</w:t>
+      </w:r>
+      <w:proofErr w:type="gramStart"/>
+      <w:r>
+        <w:rPr>
+          <w:rFonts w:eastAsia="黑体"/>
+          <w:b/>
+          <w:bCs/>
+          <w:color w:val="0E2030"/>
+          <w:sz w:val="30"/>
+          <w:szCs w:val="30"/>
+        </w:rPr>
+        <w:t>源数据</w:t>
+      </w:r>
+      <w:proofErr w:type="gramEnd"/>
+      <w:r>
+        <w:rPr>
+          <w:rFonts w:eastAsia="黑体"/>
+          <w:b/>
+          <w:bCs/>
+          <w:color w:val="0E2030"/>
+          <w:sz w:val="30"/>
+          <w:szCs w:val="30"/>
+        </w:rPr>
+        <w:t>整合</w:t>
       </w:r>
     </w:p>
     <w:p>
@@ -2752,120 +3574,15 @@
         <w:spacing w:after="120"/>
         <w:ind w:firstLine="480"/>
       </w:pPr>
-      <w:r>
-        <w:t>Sophia</w:t>
-      </w:r>
-      <w:r>
-        <w:t>工作站与生物制造</w:t>
+      <w:bookmarkStart w:id="49" w:name="OLE_LINK51"/>
+      <w:bookmarkEnd w:id="48"/>
+      <w:r>
+        <w:t>生物制造</w:t>
       </w:r>
       <w:r>
         <w:t>·</w:t>
       </w:r>
       <w:r>
-        <w:t>中国数据库之间存在紧密的协同关系。工作站是数据库的前端工具，数据库是工作站的后端支撑。工作站通过网络连接到数据库服务，实时获取最新数据；同时，工作站也能够将用户构建的模型与分析结果反馈到数据库，为数据库的持续优化提供反馈。这种双向协同使得平台能够不断迭代优化，越用越好。</w:t>
-      </w:r>
-    </w:p>
-    <w:p>
-      <w:pPr>
-        <w:spacing w:after="120"/>
-        <w:ind w:firstLine="480"/>
-      </w:pPr>
-      <w:r>
-        <w:t>这种协同关系体现了生物制造</w:t>
-      </w:r>
-      <w:r>
-        <w:t>·</w:t>
-      </w:r>
-      <w:r>
-        <w:t>中国平台的产品哲学</w:t>
-      </w:r>
-      <w:r>
-        <w:t>——</w:t>
-      </w:r>
-      <w:r>
-        <w:t>不仅提供数据，更提供使用数据的工具。这种</w:t>
-      </w:r>
-      <w:r>
-        <w:t>“</w:t>
-      </w:r>
-      <w:r>
-        <w:t>数据</w:t>
-      </w:r>
-      <w:r>
-        <w:t>+</w:t>
-      </w:r>
-      <w:r>
-        <w:t>工具</w:t>
-      </w:r>
-      <w:r>
-        <w:t>”</w:t>
-      </w:r>
-      <w:r>
-        <w:t>的产品架构使得平台不仅是一个静态的数据仓库，</w:t>
-      </w:r>
-      <w:r>
-        <w:lastRenderedPageBreak/>
-        <w:t>而是一个动态的研究工作平台。用户在使</w:t>
-      </w:r>
-      <w:r>
-        <w:t>用过程中产生的知识与结果能够反馈到平台，促进数据库的迭代优化，形成正向循环。</w:t>
-      </w:r>
-    </w:p>
-    <w:p>
-      <w:pPr>
-        <w:pStyle w:val="Heading1"/>
-        <w:spacing w:before="360" w:after="200"/>
-      </w:pPr>
-      <w:r>
-        <w:rPr>
-          <w:rFonts w:eastAsia="黑体"/>
-          <w:b/>
-          <w:bCs/>
-          <w:color w:val="0E2030"/>
-        </w:rPr>
-        <w:t>六、数据来源与质量控制</w:t>
-      </w:r>
-    </w:p>
-    <w:p>
-      <w:pPr>
-        <w:pStyle w:val="Heading2"/>
-        <w:spacing w:before="280" w:after="160"/>
-      </w:pPr>
-      <w:r>
-        <w:rPr>
-          <w:rFonts w:eastAsia="黑体"/>
-          <w:b/>
-          <w:bCs/>
-          <w:color w:val="0E2030"/>
-          <w:sz w:val="30"/>
-          <w:szCs w:val="30"/>
-        </w:rPr>
-        <w:t xml:space="preserve">6.1 </w:t>
-      </w:r>
-      <w:r>
-        <w:rPr>
-          <w:rFonts w:eastAsia="黑体"/>
-          <w:b/>
-          <w:bCs/>
-          <w:color w:val="0E2030"/>
-          <w:sz w:val="30"/>
-          <w:szCs w:val="30"/>
-        </w:rPr>
-        <w:t>多源数据整合</w:t>
-      </w:r>
-    </w:p>
-    <w:p>
-      <w:pPr>
-        <w:spacing w:after="120"/>
-        <w:ind w:firstLine="480"/>
-      </w:pPr>
-      <w:r>
-        <w:t>生物制造</w:t>
-      </w:r>
-      <w:r>
-        <w:t>·</w:t>
-      </w:r>
-      <w:r>
         <w:t>中国数据库的数据来自多个国际权威生物学数据库，通过标准化的整合流程将它们汇聚到同一平台。代谢物数据来源于</w:t>
       </w:r>
       <w:r>
@@ -2886,9 +3603,11 @@
       <w:r>
         <w:t>、</w:t>
       </w:r>
+      <w:proofErr w:type="spellStart"/>
       <w:r>
         <w:t>ChEBI</w:t>
       </w:r>
+      <w:proofErr w:type="spellEnd"/>
       <w:r>
         <w:t>、</w:t>
       </w:r>
@@ -2935,15 +3654,18 @@
         <w:t>、</w:t>
       </w:r>
       <w:r>
-        <w:t>SABIO-rk</w:t>
-      </w:r>
-      <w:r>
-        <w:t>。这些数据源</w:t>
-      </w:r>
-      <w:r>
-        <w:t>都是国际生物学界公认的权威数据库，保证了数据的可靠性与权威性。</w:t>
-      </w:r>
-    </w:p>
+        <w:t>SABIO-</w:t>
+      </w:r>
+      <w:proofErr w:type="spellStart"/>
+      <w:r>
+        <w:t>rk</w:t>
+      </w:r>
+      <w:proofErr w:type="spellEnd"/>
+      <w:r>
+        <w:t>。这些数据源都是国际生物学界公认的权威数据库，保证了数据的可靠性与权威性。</w:t>
+      </w:r>
+    </w:p>
+    <w:bookmarkEnd w:id="49"/>
     <w:p>
       <w:pPr>
         <w:keepNext/>
@@ -2959,6 +3681,7 @@
           <w:sz w:val="21"/>
           <w:szCs w:val="21"/>
         </w:rPr>
+        <w:lastRenderedPageBreak/>
         <w:t>表</w:t>
       </w:r>
       <w:r>
@@ -3025,12 +3748,6 @@
         <w:gridCol w:w="6593"/>
       </w:tblGrid>
       <w:tr>
-        <w:tblPrEx>
-          <w:tblCellMar>
-            <w:top w:w="0" w:type="dxa"/>
-            <w:bottom w:w="0" w:type="dxa"/>
-          </w:tblCellMar>
-        </w:tblPrEx>
         <w:trPr>
           <w:cantSplit/>
           <w:tblHeader/>
@@ -3051,6 +3768,7 @@
               <w:spacing w:line="280" w:lineRule="auto"/>
               <w:jc w:val="center"/>
             </w:pPr>
+            <w:bookmarkStart w:id="50" w:name="OLE_LINK52"/>
             <w:r>
               <w:rPr>
                 <w:rFonts w:eastAsia="黑体"/>
@@ -3095,12 +3813,6 @@
         </w:tc>
       </w:tr>
       <w:tr>
-        <w:tblPrEx>
-          <w:tblCellMar>
-            <w:top w:w="0" w:type="dxa"/>
-            <w:bottom w:w="0" w:type="dxa"/>
-          </w:tblCellMar>
-        </w:tblPrEx>
         <w:trPr>
           <w:cantSplit/>
         </w:trPr>
@@ -3187,6 +3899,7 @@
               </w:rPr>
               <w:t>、</w:t>
             </w:r>
+            <w:proofErr w:type="spellStart"/>
             <w:r>
               <w:rPr>
                 <w:sz w:val="21"/>
@@ -3194,6 +3907,7 @@
               </w:rPr>
               <w:t>ChEBI</w:t>
             </w:r>
+            <w:proofErr w:type="spellEnd"/>
             <w:r>
               <w:rPr>
                 <w:sz w:val="21"/>
@@ -3212,12 +3926,6 @@
         </w:tc>
       </w:tr>
       <w:tr>
-        <w:tblPrEx>
-          <w:tblCellMar>
-            <w:top w:w="0" w:type="dxa"/>
-            <w:bottom w:w="0" w:type="dxa"/>
-          </w:tblCellMar>
-        </w:tblPrEx>
         <w:trPr>
           <w:cantSplit/>
         </w:trPr>
@@ -3273,12 +3981,6 @@
         </w:tc>
       </w:tr>
       <w:tr>
-        <w:tblPrEx>
-          <w:tblCellMar>
-            <w:top w:w="0" w:type="dxa"/>
-            <w:bottom w:w="0" w:type="dxa"/>
-          </w:tblCellMar>
-        </w:tblPrEx>
         <w:trPr>
           <w:cantSplit/>
         </w:trPr>
@@ -3348,12 +4050,6 @@
         </w:tc>
       </w:tr>
       <w:tr>
-        <w:tblPrEx>
-          <w:tblCellMar>
-            <w:top w:w="0" w:type="dxa"/>
-            <w:bottom w:w="0" w:type="dxa"/>
-          </w:tblCellMar>
-        </w:tblPrEx>
         <w:trPr>
           <w:cantSplit/>
         </w:trPr>
@@ -3459,8 +4155,17 @@
                 <w:sz w:val="21"/>
                 <w:szCs w:val="21"/>
               </w:rPr>
-              <w:t>SABIO-rk</w:t>
-            </w:r>
+              <w:t>SABIO-</w:t>
+            </w:r>
+            <w:proofErr w:type="spellStart"/>
+            <w:r>
+              <w:rPr>
+                <w:sz w:val="21"/>
+                <w:szCs w:val="21"/>
+              </w:rPr>
+              <w:t>rk</w:t>
+            </w:r>
+            <w:proofErr w:type="spellEnd"/>
           </w:p>
         </w:tc>
       </w:tr>
@@ -3470,14 +4175,32 @@
         <w:spacing w:after="120"/>
         <w:ind w:firstLine="480"/>
       </w:pPr>
-      <w:r>
-        <w:t>多源数据整合的挑战在于如何将不同格式、不同标准的数据进行统一与关联。生物制造</w:t>
+      <w:bookmarkStart w:id="51" w:name="OLE_LINK53"/>
+      <w:bookmarkEnd w:id="50"/>
+      <w:r>
+        <w:t>多</w:t>
+      </w:r>
+      <w:proofErr w:type="gramStart"/>
+      <w:r>
+        <w:t>源数据</w:t>
+      </w:r>
+      <w:proofErr w:type="gramEnd"/>
+      <w:r>
+        <w:t>整合的挑战在于如何将不同格式、不同标准的数据进行统一与关联。生物制造</w:t>
       </w:r>
       <w:r>
         <w:t>·</w:t>
       </w:r>
       <w:r>
-        <w:t>中国通过自主开发的数据整合流程，将各源数据转化为统一的内部格式，并建立了不同数据类别之间的关联关系。这种整合工作不仅是简单的数据汇聚，更是一个涉及数据清洗、标准化、关联建立的复杂工程，保证了整合后数据的一致性与可用性。</w:t>
+        <w:t>中国通过自主开发的数据整合流程，将</w:t>
+      </w:r>
+      <w:proofErr w:type="gramStart"/>
+      <w:r>
+        <w:t>各源数据</w:t>
+      </w:r>
+      <w:proofErr w:type="gramEnd"/>
+      <w:r>
+        <w:t>转化为统一的内部格式，并建立了不同数据类别之间的关联关系。这种整合工作不仅是简单的数据汇聚，更是一个涉及数据清洗、标准化、关联建立的复杂工程，保证了整合后数据的一致性与可用性。</w:t>
       </w:r>
     </w:p>
     <w:p>
@@ -3485,6 +4208,8 @@
         <w:pStyle w:val="Heading2"/>
         <w:spacing w:before="280" w:after="160"/>
       </w:pPr>
+      <w:bookmarkStart w:id="52" w:name="OLE_LINK54"/>
+      <w:bookmarkEnd w:id="51"/>
       <w:r>
         <w:rPr>
           <w:rFonts w:eastAsia="黑体"/>
@@ -3513,6 +4238,8 @@
         <w:spacing w:after="120"/>
         <w:ind w:firstLine="480"/>
       </w:pPr>
+      <w:bookmarkStart w:id="53" w:name="OLE_LINK55"/>
+      <w:bookmarkEnd w:id="52"/>
       <w:r>
         <w:t>生物制造</w:t>
       </w:r>
@@ -3528,14 +4255,21 @@
       <w:r>
         <w:t>辅助技术，采用</w:t>
       </w:r>
+      <w:proofErr w:type="spellStart"/>
       <w:r>
         <w:t>ChatGLM</w:t>
       </w:r>
-      <w:r>
-        <w:t>（智谱清言）大语言模型对化合物分类与描述进行自动化处理。这种做法极大地提升了数据处理的效率，使得海量化合物数据能</w:t>
-      </w:r>
-      <w:r>
-        <w:t>够被快速分类与注释。同时，为了保证数据的准确性，所有</w:t>
+      <w:proofErr w:type="spellEnd"/>
+      <w:r>
+        <w:t>（</w:t>
+      </w:r>
+      <w:proofErr w:type="gramStart"/>
+      <w:r>
+        <w:t>智谱清言</w:t>
+      </w:r>
+      <w:proofErr w:type="gramEnd"/>
+      <w:r>
+        <w:t>）大语言模型对化合物分类与描述进行自动化处理。这种做法极大地提升了数据处理的效率，使得海量化合物数据能够被快速分类与注释。同时，为了保证数据的准确性，所有</w:t>
       </w:r>
       <w:r>
         <w:t>AI</w:t>
@@ -3562,11 +4296,7 @@
         <w:t>AI</w:t>
       </w:r>
       <w:r>
-        <w:t>负责高效处理海量数据，人工负责保证数据质量与准确性。这种分工使得数据库能够在</w:t>
-      </w:r>
-      <w:r>
-        <w:lastRenderedPageBreak/>
-        <w:t>保证质量的同时实现快速增长，满足合成生物学研究对数据规模与质量的双重需求。这也是生物制造</w:t>
+        <w:t>负责高效处理海量数据，人工负责保证数据质量与准确性。这种分工使得数据库能够在保证质量的同时实现快速增长，满足合成生物学研究对数据规模与质量的双重需求。这也是生物制造</w:t>
       </w:r>
       <w:r>
         <w:t>·</w:t>
@@ -3580,6 +4310,8 @@
         <w:pStyle w:val="Heading1"/>
         <w:spacing w:before="360" w:after="200"/>
       </w:pPr>
+      <w:bookmarkStart w:id="54" w:name="OLE_LINK56"/>
+      <w:bookmarkEnd w:id="53"/>
       <w:r>
         <w:rPr>
           <w:rFonts w:eastAsia="黑体"/>
@@ -3595,6 +4327,8 @@
         <w:spacing w:after="120"/>
         <w:ind w:firstLine="480"/>
       </w:pPr>
+      <w:bookmarkStart w:id="55" w:name="OLE_LINK57"/>
+      <w:bookmarkEnd w:id="54"/>
       <w:r>
         <w:t>生物制造</w:t>
       </w:r>
@@ -3608,8 +4342,13 @@
         <w:t>GitHub</w:t>
       </w:r>
       <w:r>
-        <w:t>上公开，鼓励社区参与与</w:t>
-      </w:r>
+        <w:t>上公开，鼓励社区参与</w:t>
+      </w:r>
+      <w:proofErr w:type="gramStart"/>
+      <w:r>
+        <w:t>与</w:t>
+      </w:r>
+      <w:proofErr w:type="gramEnd"/>
       <w:r>
         <w:t>共建。这种开放姿态体现了平台对开放科学的承诺，为合成生物学社区提供了可检查、可复现的代码基础。开源生态的建立使得平台不仅是一个数据消费者，更是一个可以被社区共同建设与优化的开放平台。</w:t>
       </w:r>
@@ -3619,6 +4358,8 @@
         <w:pStyle w:val="Heading2"/>
         <w:spacing w:before="280" w:after="160"/>
       </w:pPr>
+      <w:bookmarkStart w:id="56" w:name="OLE_LINK58"/>
+      <w:bookmarkEnd w:id="55"/>
       <w:r>
         <w:rPr>
           <w:rFonts w:eastAsia="黑体"/>
@@ -3647,6 +4388,8 @@
         <w:spacing w:after="120"/>
         <w:ind w:firstLine="480"/>
       </w:pPr>
+      <w:bookmarkStart w:id="57" w:name="OLE_LINK59"/>
+      <w:bookmarkEnd w:id="56"/>
       <w:r>
         <w:t>生物制造</w:t>
       </w:r>
@@ -3666,16 +4409,25 @@
         <w:t>https://github.com/Archenoia/registry</w:t>
       </w:r>
       <w:r>
-        <w:t>），包含了数据库网站的全部源代码，社区可以检查网站的实现细节。第二个是数据库编辑器（</w:t>
-      </w:r>
-      <w:r>
-        <w:t>https://github.com/Archenoia/biocad_regist</w:t>
-      </w:r>
-      <w:r>
-        <w:t>ry</w:t>
-      </w:r>
-      <w:r>
-        <w:t>），是管理与编辑生物制造登记库数据的工具。第三个是合成微生物群设计工具（</w:t>
+        <w:t>），包含了数据库网站的全部源代码，社区可</w:t>
+      </w:r>
+      <w:r>
+        <w:lastRenderedPageBreak/>
+        <w:t>以检查网站的实现细节。第二个是数据库编辑器（</w:t>
+      </w:r>
+      <w:r>
+        <w:t>https://github.com/Archenoia/biocad_registry</w:t>
+      </w:r>
+      <w:r>
+        <w:t>），是管理与编辑生物制造登记</w:t>
+      </w:r>
+      <w:proofErr w:type="gramStart"/>
+      <w:r>
+        <w:t>库数据</w:t>
+      </w:r>
+      <w:proofErr w:type="gramEnd"/>
+      <w:r>
+        <w:t>的工具。第三个是合成微生物群设计工具（</w:t>
       </w:r>
       <w:r>
         <w:t>https://github.com/Archenoia/GMN-Designer</w:t>
@@ -3684,6 +4436,7 @@
         <w:t>），是面向合成生物学应用的专业工具。</w:t>
       </w:r>
     </w:p>
+    <w:bookmarkEnd w:id="57"/>
     <w:p>
       <w:pPr>
         <w:keepNext/>
@@ -3766,12 +4519,6 @@
         <w:gridCol w:w="3537"/>
       </w:tblGrid>
       <w:tr>
-        <w:tblPrEx>
-          <w:tblCellMar>
-            <w:top w:w="0" w:type="dxa"/>
-            <w:bottom w:w="0" w:type="dxa"/>
-          </w:tblCellMar>
-        </w:tblPrEx>
         <w:trPr>
           <w:cantSplit/>
           <w:tblHeader/>
@@ -3792,6 +4539,7 @@
               <w:spacing w:line="280" w:lineRule="auto"/>
               <w:jc w:val="center"/>
             </w:pPr>
+            <w:bookmarkStart w:id="58" w:name="OLE_LINK60"/>
             <w:r>
               <w:rPr>
                 <w:rFonts w:eastAsia="黑体"/>
@@ -3876,12 +4624,6 @@
         </w:tc>
       </w:tr>
       <w:tr>
-        <w:tblPrEx>
-          <w:tblCellMar>
-            <w:top w:w="0" w:type="dxa"/>
-            <w:bottom w:w="0" w:type="dxa"/>
-          </w:tblCellMar>
-        </w:tblPrEx>
         <w:trPr>
           <w:cantSplit/>
         </w:trPr>
@@ -3926,12 +4668,21 @@
               <w:spacing w:line="280" w:lineRule="auto"/>
               <w:jc w:val="left"/>
             </w:pPr>
-            <w:r>
-              <w:rPr>
-                <w:sz w:val="21"/>
-                <w:szCs w:val="21"/>
-              </w:rPr>
-              <w:t>Archenoia/registry</w:t>
+            <w:proofErr w:type="spellStart"/>
+            <w:r>
+              <w:rPr>
+                <w:sz w:val="21"/>
+                <w:szCs w:val="21"/>
+              </w:rPr>
+              <w:t>Archenoia</w:t>
+            </w:r>
+            <w:proofErr w:type="spellEnd"/>
+            <w:r>
+              <w:rPr>
+                <w:sz w:val="21"/>
+                <w:szCs w:val="21"/>
+              </w:rPr>
+              <w:t>/registry</w:t>
             </w:r>
           </w:p>
         </w:tc>
@@ -3962,12 +4713,6 @@
         </w:tc>
       </w:tr>
       <w:tr>
-        <w:tblPrEx>
-          <w:tblCellMar>
-            <w:top w:w="0" w:type="dxa"/>
-            <w:bottom w:w="0" w:type="dxa"/>
-          </w:tblCellMar>
-        </w:tblPrEx>
         <w:trPr>
           <w:cantSplit/>
         </w:trPr>
@@ -4012,13 +4757,31 @@
               <w:spacing w:line="280" w:lineRule="auto"/>
               <w:jc w:val="left"/>
             </w:pPr>
-            <w:r>
-              <w:rPr>
-                <w:sz w:val="21"/>
-                <w:szCs w:val="21"/>
-              </w:rPr>
-              <w:t>Archenoia/biocad_registry</w:t>
-            </w:r>
+            <w:proofErr w:type="spellStart"/>
+            <w:r>
+              <w:rPr>
+                <w:sz w:val="21"/>
+                <w:szCs w:val="21"/>
+              </w:rPr>
+              <w:t>Archenoia</w:t>
+            </w:r>
+            <w:proofErr w:type="spellEnd"/>
+            <w:r>
+              <w:rPr>
+                <w:sz w:val="21"/>
+                <w:szCs w:val="21"/>
+              </w:rPr>
+              <w:t>/</w:t>
+            </w:r>
+            <w:proofErr w:type="spellStart"/>
+            <w:r>
+              <w:rPr>
+                <w:sz w:val="21"/>
+                <w:szCs w:val="21"/>
+              </w:rPr>
+              <w:t>biocad_registry</w:t>
+            </w:r>
+            <w:proofErr w:type="spellEnd"/>
           </w:p>
         </w:tc>
         <w:tc>
@@ -4042,18 +4805,21 @@
                 <w:sz w:val="21"/>
                 <w:szCs w:val="21"/>
               </w:rPr>
-              <w:t>管理与编辑登记库数据</w:t>
-            </w:r>
+              <w:t>管理与编辑登记</w:t>
+            </w:r>
+            <w:proofErr w:type="gramStart"/>
+            <w:r>
+              <w:rPr>
+                <w:sz w:val="21"/>
+                <w:szCs w:val="21"/>
+              </w:rPr>
+              <w:t>库数据</w:t>
+            </w:r>
+            <w:proofErr w:type="gramEnd"/>
           </w:p>
         </w:tc>
       </w:tr>
       <w:tr>
-        <w:tblPrEx>
-          <w:tblCellMar>
-            <w:top w:w="0" w:type="dxa"/>
-            <w:bottom w:w="0" w:type="dxa"/>
-          </w:tblCellMar>
-        </w:tblPrEx>
         <w:trPr>
           <w:cantSplit/>
         </w:trPr>
@@ -4098,12 +4864,21 @@
               <w:spacing w:line="280" w:lineRule="auto"/>
               <w:jc w:val="left"/>
             </w:pPr>
-            <w:r>
-              <w:rPr>
-                <w:sz w:val="21"/>
-                <w:szCs w:val="21"/>
-              </w:rPr>
-              <w:t>Archenoia/GMN-Designer</w:t>
+            <w:proofErr w:type="spellStart"/>
+            <w:r>
+              <w:rPr>
+                <w:sz w:val="21"/>
+                <w:szCs w:val="21"/>
+              </w:rPr>
+              <w:t>Archenoia</w:t>
+            </w:r>
+            <w:proofErr w:type="spellEnd"/>
+            <w:r>
+              <w:rPr>
+                <w:sz w:val="21"/>
+                <w:szCs w:val="21"/>
+              </w:rPr>
+              <w:t>/GMN-Designer</w:t>
             </w:r>
           </w:p>
         </w:tc>
@@ -4139,8 +4914,18 @@
         <w:spacing w:after="120"/>
         <w:ind w:firstLine="480"/>
       </w:pPr>
-      <w:r>
-        <w:t>这三个开源项目覆盖了从数据展示、数据管理到应用工具的完整技术栈，体现了平台的技术开放性。社区开发者可以基于这些开源项目进行二次开发，将生物制造</w:t>
+      <w:bookmarkStart w:id="59" w:name="OLE_LINK61"/>
+      <w:bookmarkEnd w:id="58"/>
+      <w:r>
+        <w:t>这三个开源项目覆盖了从数据展示、数据管理到应用工具的完整技术</w:t>
+      </w:r>
+      <w:proofErr w:type="gramStart"/>
+      <w:r>
+        <w:t>栈</w:t>
+      </w:r>
+      <w:proofErr w:type="gramEnd"/>
+      <w:r>
+        <w:t>，体现了平台的技术开放性。社区开发者可以基于这些开源项目进行二次开发，将生物制造</w:t>
       </w:r>
       <w:r>
         <w:t>·</w:t>
@@ -4154,6 +4939,8 @@
         <w:pStyle w:val="Heading2"/>
         <w:spacing w:before="280" w:after="160"/>
       </w:pPr>
+      <w:bookmarkStart w:id="60" w:name="OLE_LINK62"/>
+      <w:bookmarkEnd w:id="59"/>
       <w:r>
         <w:rPr>
           <w:rFonts w:eastAsia="黑体"/>
@@ -4182,6 +4969,8 @@
         <w:spacing w:after="120"/>
         <w:ind w:firstLine="480"/>
       </w:pPr>
+      <w:bookmarkStart w:id="61" w:name="OLE_LINK63"/>
+      <w:bookmarkEnd w:id="60"/>
       <w:r>
         <w:t>生物制造</w:t>
       </w:r>
@@ -4189,17 +4978,29 @@
         <w:t>·</w:t>
       </w:r>
       <w:r>
-        <w:t>中国由三个共建单位协同运营，各自承担不同的职责。常州正雅生物科技有限公司负责商业运营与平台维护，位于常州武进国家高新技术产业开发区；江南大学负责内容审修与学术支持，为平台提供学术权威背书；</w:t>
+        <w:t>中国由三个共建单位协同运营，各自承担不同的职责。</w:t>
+      </w:r>
+      <w:proofErr w:type="gramStart"/>
+      <w:r>
+        <w:t>常州正雅生物</w:t>
+      </w:r>
+      <w:proofErr w:type="gramEnd"/>
+      <w:r>
+        <w:t>科技有限公司负责商业运营与平台维护，位于常州武进国家高新技术产业开发区；江南大学负责</w:t>
+      </w:r>
+      <w:proofErr w:type="gramStart"/>
+      <w:r>
+        <w:t>内容审修与</w:t>
+      </w:r>
+      <w:proofErr w:type="gramEnd"/>
+      <w:r>
+        <w:t>学术支持，为平台提供学术权威背书；</w:t>
       </w:r>
       <w:r>
         <w:t>SMRCC</w:t>
       </w:r>
       <w:r>
-        <w:t>基因组学研究机构负责系统开发、实验室数据采集与数据分析，位于广西桂林。三方的合作将</w:t>
-      </w:r>
-      <w:r>
-        <w:lastRenderedPageBreak/>
-        <w:t>商业运营、学术权威与技术开发有机结合，保证了平台的可持续发展。</w:t>
+        <w:t>基因组学研究机构负责系统开发、实验室数据采集与数据分析，位于广西桂林。三方的合作将商业运营、学术权威与技术开发有机结合，保证了平台的可持续发展。</w:t>
       </w:r>
     </w:p>
     <w:p>
@@ -4214,16 +5015,21 @@
         <w:t>·</w:t>
       </w:r>
       <w:r>
-        <w:t>中国的重要优势。正雅生物提供商业化运营与市场化能力，江南大学提供学术权威与内容质量保障，</w:t>
+        <w:t>中国的重要优势。</w:t>
+      </w:r>
+      <w:proofErr w:type="gramStart"/>
+      <w:r>
+        <w:t>正雅生物</w:t>
+      </w:r>
+      <w:proofErr w:type="gramEnd"/>
+      <w:r>
+        <w:t>提供商业化运营与市场化能力，江南大学提供学术权威与内容质量保障，</w:t>
       </w:r>
       <w:r>
         <w:t>SMRCC</w:t>
       </w:r>
       <w:r>
-        <w:t>提供技术开发与实验室数据能力。</w:t>
-      </w:r>
-      <w:r>
-        <w:t>三方互补的合作使得平台能够同时满足商业可行性、学术权威性与技术先进性三个方面的要求，为平台的长期发展奠定了坚实基础。</w:t>
+        <w:t>提供技术开发与实验室数据能力。三方互补的合作使得平台能够同时满足商业可行性、学术权威性与技术先进性三个方面的要求，为平台的长期发展奠定了坚实基础。</w:t>
       </w:r>
     </w:p>
     <w:p>
@@ -4231,6 +5037,8 @@
         <w:pStyle w:val="Heading1"/>
         <w:spacing w:before="360" w:after="200"/>
       </w:pPr>
+      <w:bookmarkStart w:id="62" w:name="OLE_LINK64"/>
+      <w:bookmarkEnd w:id="61"/>
       <w:r>
         <w:rPr>
           <w:rFonts w:eastAsia="黑体"/>
@@ -4246,6 +5054,8 @@
         <w:spacing w:after="120"/>
         <w:ind w:firstLine="480"/>
       </w:pPr>
+      <w:bookmarkStart w:id="63" w:name="OLE_LINK65"/>
+      <w:bookmarkEnd w:id="62"/>
       <w:r>
         <w:t>生物制造</w:t>
       </w:r>
@@ -4261,6 +5071,8 @@
         <w:pStyle w:val="Heading2"/>
         <w:spacing w:before="280" w:after="160"/>
       </w:pPr>
+      <w:bookmarkStart w:id="64" w:name="OLE_LINK66"/>
+      <w:bookmarkEnd w:id="63"/>
       <w:r>
         <w:rPr>
           <w:rFonts w:eastAsia="黑体"/>
@@ -4270,6 +5082,7 @@
           <w:sz w:val="30"/>
           <w:szCs w:val="30"/>
         </w:rPr>
+        <w:lastRenderedPageBreak/>
         <w:t xml:space="preserve">8.1 </w:t>
       </w:r>
       <w:r>
@@ -4289,6 +5102,8 @@
         <w:spacing w:after="120"/>
         <w:ind w:firstLine="480"/>
       </w:pPr>
+      <w:bookmarkStart w:id="65" w:name="OLE_LINK67"/>
+      <w:bookmarkEnd w:id="64"/>
       <w:r>
         <w:t>平台提供三个授权层次。第一层是教育基础版，免费提供给具有</w:t>
       </w:r>
@@ -4308,11 +5123,13 @@
         <w:t>cas.cn</w:t>
       </w:r>
       <w:r>
-        <w:t>域名邮箱的学生与学术</w:t>
-      </w:r>
-      <w:r>
-        <w:t>研究人员使用，体现了对学术研究的公益性支持。第二层是商业版，每年每设备</w:t>
-      </w:r>
+        <w:t>域名邮箱的学生与学术研究人员使用，体现了对学术研究的公益性支持。第二层是商业版，每年</w:t>
+      </w:r>
+      <w:proofErr w:type="gramStart"/>
+      <w:r>
+        <w:t>每设备</w:t>
+      </w:r>
+      <w:proofErr w:type="gramEnd"/>
       <w:r>
         <w:t>5</w:t>
       </w:r>
@@ -4344,6 +5161,7 @@
         <w:t>小时技术支持与离线知识库，面向有深度需求的企业用户。</w:t>
       </w:r>
     </w:p>
+    <w:bookmarkEnd w:id="65"/>
     <w:p>
       <w:pPr>
         <w:keepNext/>
@@ -4427,12 +5245,6 @@
         <w:gridCol w:w="2756"/>
       </w:tblGrid>
       <w:tr>
-        <w:tblPrEx>
-          <w:tblCellMar>
-            <w:top w:w="0" w:type="dxa"/>
-            <w:bottom w:w="0" w:type="dxa"/>
-          </w:tblCellMar>
-        </w:tblPrEx>
         <w:trPr>
           <w:cantSplit/>
           <w:tblHeader/>
@@ -4453,6 +5265,7 @@
               <w:spacing w:line="280" w:lineRule="auto"/>
               <w:jc w:val="center"/>
             </w:pPr>
+            <w:bookmarkStart w:id="66" w:name="OLE_LINK68"/>
             <w:r>
               <w:rPr>
                 <w:rFonts w:eastAsia="黑体"/>
@@ -4555,12 +5368,6 @@
         </w:tc>
       </w:tr>
       <w:tr>
-        <w:tblPrEx>
-          <w:tblCellMar>
-            <w:top w:w="0" w:type="dxa"/>
-            <w:bottom w:w="0" w:type="dxa"/>
-          </w:tblCellMar>
-        </w:tblPrEx>
         <w:trPr>
           <w:cantSplit/>
         </w:trPr>
@@ -4680,12 +5487,6 @@
         </w:tc>
       </w:tr>
       <w:tr>
-        <w:tblPrEx>
-          <w:tblCellMar>
-            <w:top w:w="0" w:type="dxa"/>
-            <w:bottom w:w="0" w:type="dxa"/>
-          </w:tblCellMar>
-        </w:tblPrEx>
         <w:trPr>
           <w:cantSplit/>
         </w:trPr>
@@ -4827,12 +5628,6 @@
         </w:tc>
       </w:tr>
       <w:tr>
-        <w:tblPrEx>
-          <w:tblCellMar>
-            <w:top w:w="0" w:type="dxa"/>
-            <w:bottom w:w="0" w:type="dxa"/>
-          </w:tblCellMar>
-        </w:tblPrEx>
         <w:trPr>
           <w:cantSplit/>
         </w:trPr>
@@ -5007,8 +5802,18 @@
         <w:spacing w:after="120"/>
         <w:ind w:firstLine="480"/>
       </w:pPr>
-      <w:r>
-        <w:t>这种分层次授权设计的优点在于它同时照顾了公益性与商业可行性。免费的教育基础版使得学术界能够免费使用平台资源，促进学术研究；商业版与企业版则为平台提供了商业回报，支撑平台的持续运营。企业版提供的本地部署与离线知识库则满足了企业对数据安全与专有化的需求，适合有深度应用需求的大型企业。</w:t>
+      <w:bookmarkStart w:id="67" w:name="OLE_LINK69"/>
+      <w:bookmarkEnd w:id="66"/>
+      <w:r>
+        <w:t>这种分层次授权设计的优点在于它同时照顾了公益性与商业可行性。免费的教育基础版使得学术界能够免费使用平台资源，促进学术研究；商业版与企业版则为平台提供了商业回报，支撑平台的持续运营。企业版提供的本地部署与离线知识库则满足了企业对数据安全与</w:t>
+      </w:r>
+      <w:proofErr w:type="gramStart"/>
+      <w:r>
+        <w:t>专有化</w:t>
+      </w:r>
+      <w:proofErr w:type="gramEnd"/>
+      <w:r>
+        <w:t>的需求，适合有深度应用需求的大型企业。</w:t>
       </w:r>
     </w:p>
     <w:p>
@@ -5016,6 +5821,8 @@
         <w:pStyle w:val="Heading2"/>
         <w:spacing w:before="280" w:after="160"/>
       </w:pPr>
+      <w:bookmarkStart w:id="68" w:name="OLE_LINK70"/>
+      <w:bookmarkEnd w:id="67"/>
       <w:r>
         <w:rPr>
           <w:rFonts w:eastAsia="黑体"/>
@@ -5039,6 +5846,7 @@
         <w:t>未来展望</w:t>
       </w:r>
     </w:p>
+    <w:bookmarkEnd w:id="68"/>
     <w:p>
       <w:pPr>
         <w:spacing w:after="120"/>
@@ -5051,14 +5859,7 @@
         <w:t>·</w:t>
       </w:r>
       <w:r>
-        <w:t>中国将继续扩展数据规模、丰富功能模块、提升分析工具能力。随着合成生物学的快速发展与生物制造产业的兴起，</w:t>
-      </w:r>
-      <w:r>
-        <w:lastRenderedPageBreak/>
-        <w:t>该平台有望成为中国甚至全球合成生物学研究的重要数字基础设施。通过提供标</w:t>
-      </w:r>
-      <w:r>
-        <w:t>准化、可靠、开放的生物制造数据与工具，平台将为加速生物制造产业的发展与创新做出重要贡献。</w:t>
+        <w:t>中国将继续扩展数据规模、丰富功能模块、提升分析工具能力。随着合成生物学的快速发展与生物制造产业的兴起，该平台有望成为中国甚至全球合成生物学研究的重要数字基础设施。通过提供标准化、可靠、开放的生物制造数据与工具，平台将为加速生物制造产业的发展与创新做出重要贡献。</w:t>
       </w:r>
     </w:p>
     <w:p>
@@ -5069,7 +5870,7 @@
       <w:r>
         <w:t>对于有意使用该平台的研究人员与企业用户，可以通过官方网站</w:t>
       </w:r>
-      <w:hyperlink r:id="rId7" w:history="1">
+      <w:hyperlink r:id="rId15" w:history="1">
         <w:r>
           <w:rPr>
             <w:rStyle w:val="Hyperlink"/>
@@ -5121,8 +5922,8 @@
       </w:r>
     </w:p>
     <w:sectPr>
-      <w:headerReference w:type="default" r:id="rId8"/>
-      <w:footerReference w:type="default" r:id="rId9"/>
+      <w:headerReference w:type="default" r:id="rId16"/>
+      <w:footerReference w:type="default" r:id="rId17"/>
       <w:pgSz w:w="11906" w:h="16838"/>
       <w:pgMar w:top="1417" w:right="1417" w:bottom="1417" w:left="1701" w:header="708" w:footer="708" w:gutter="0"/>
       <w:cols w:space="720"/>
